--- a/backend-exhibits/Box to OneDrive Advanced Plan - Advanced Include.docx
+++ b/backend-exhibits/Box to OneDrive Advanced Plan - Advanced Include.docx
@@ -64,7 +64,7 @@
       </w:tr>
       <w:tr>
         <w:trPr>
-          <w:trHeight w:val="932"/>
+          <w:trHeight w:val="640"/>
         </w:trPr>
         <w:tc>
           <w:tcPr>
@@ -81,37 +81,21 @@
               <w:ind w:left="3"/>
               <w:rPr>
                 <w:rFonts w:ascii="Arial" w:hAnsi="Arial" w:cs="Arial"/>
-                <w:sz w:val="21"/>
-                <w:szCs w:val="21"/>
-              </w:rPr>
-            </w:pPr>
-            <w:r>
-              <w:rPr>
-                <w:rFonts w:ascii="Arial" w:eastAsia="Arial" w:hAnsi="Arial" w:cs="Arial"/>
-                <w:b/>
-                <w:sz w:val="21"/>
-                <w:szCs w:val="21"/>
-              </w:rPr>
-              <w:t xml:space="preserve">Data Migration (Files &amp; </w:t>
-            </w:r>
-          </w:p>
-          <w:p>
-            <w:pPr>
-              <w:ind w:left="3"/>
-              <w:rPr>
-                <w:rFonts w:ascii="Arial" w:hAnsi="Arial" w:cs="Arial"/>
-                <w:sz w:val="21"/>
-                <w:szCs w:val="21"/>
-              </w:rPr>
-            </w:pPr>
-            <w:r>
-              <w:rPr>
-                <w:rFonts w:ascii="Arial" w:eastAsia="Arial" w:hAnsi="Arial" w:cs="Arial"/>
-                <w:b/>
-                <w:sz w:val="21"/>
-                <w:szCs w:val="21"/>
-              </w:rPr>
-              <w:t>Folders with structure)</w:t>
+                <w:b/>
+                <w:bCs/>
+                <w:sz w:val="21"/>
+                <w:szCs w:val="21"/>
+              </w:rPr>
+            </w:pPr>
+            <w:r>
+              <w:rPr>
+                <w:rFonts w:ascii="Arial" w:hAnsi="Arial" w:cs="Arial"/>
+                <w:b/>
+                <w:bCs/>
+                <w:sz w:val="21"/>
+                <w:szCs w:val="21"/>
+              </w:rPr>
+              <w:t>One Time Migration</w:t>
             </w:r>
           </w:p>
         </w:tc>
@@ -133,44 +117,17 @@
                 <w:szCs w:val="21"/>
               </w:rPr>
             </w:pPr>
-            <w:proofErr w:type="spellStart"/>
-            <w:r>
-              <w:rPr>
-                <w:rFonts w:ascii="Arial" w:eastAsia="Arial" w:hAnsi="Arial" w:cs="Arial"/>
-                <w:sz w:val="21"/>
-                <w:szCs w:val="21"/>
-              </w:rPr>
-              <w:t>CloudFuze</w:t>
-            </w:r>
-            <w:proofErr w:type="spellEnd"/>
-            <w:r>
-              <w:rPr>
-                <w:rFonts w:ascii="Arial" w:eastAsia="Arial" w:hAnsi="Arial" w:cs="Arial"/>
-                <w:sz w:val="21"/>
-                <w:szCs w:val="21"/>
-              </w:rPr>
-              <w:t xml:space="preserve"> ensures the seamless</w:t>
-            </w:r>
-          </w:p>
-          <w:p>
-            <w:pPr>
-              <w:rPr>
-                <w:rFonts w:ascii="Arial" w:hAnsi="Arial" w:cs="Arial"/>
-                <w:sz w:val="21"/>
-                <w:szCs w:val="21"/>
-              </w:rPr>
-            </w:pPr>
-            <w:r>
-              <w:rPr>
-                <w:rFonts w:ascii="Arial" w:eastAsia="Arial" w:hAnsi="Arial" w:cs="Arial"/>
-                <w:sz w:val="21"/>
-                <w:szCs w:val="21"/>
-              </w:rPr>
-              <w:t>migration of the data from the source cloud to destination, preserving the accuracy and integrity of the data structure</w:t>
-            </w:r>
-            <w:r>
-              <w:rPr>
-                <w:rFonts w:ascii="Arial" w:eastAsia="Times New Roman" w:hAnsi="Arial" w:cs="Arial"/>
+            <w:r>
+              <w:rPr>
+                <w:rFonts w:ascii="Arial" w:hAnsi="Arial" w:cs="Arial"/>
+                <w:sz w:val="21"/>
+                <w:szCs w:val="21"/>
+              </w:rPr>
+              <w:t>The initial data migration from source to destination is considered as One-time migration</w:t>
+            </w:r>
+            <w:r>
+              <w:rPr>
+                <w:rFonts w:ascii="Arial" w:hAnsi="Arial" w:cs="Arial"/>
                 <w:sz w:val="21"/>
                 <w:szCs w:val="21"/>
               </w:rPr>
@@ -181,7 +138,7 @@
       </w:tr>
       <w:tr>
         <w:trPr>
-          <w:trHeight w:val="660"/>
+          <w:trHeight w:val="465"/>
         </w:trPr>
         <w:tc>
           <w:tcPr>
@@ -198,18 +155,21 @@
               <w:ind w:left="3"/>
               <w:rPr>
                 <w:rFonts w:ascii="Arial" w:hAnsi="Arial" w:cs="Arial"/>
-                <w:sz w:val="21"/>
-                <w:szCs w:val="21"/>
-              </w:rPr>
-            </w:pPr>
-            <w:r>
-              <w:rPr>
-                <w:rFonts w:ascii="Arial" w:eastAsia="Arial" w:hAnsi="Arial" w:cs="Arial"/>
-                <w:b/>
-                <w:sz w:val="21"/>
-                <w:szCs w:val="21"/>
-              </w:rPr>
-              <w:t>Selective Versions</w:t>
+                <w:b/>
+                <w:bCs/>
+                <w:sz w:val="21"/>
+                <w:szCs w:val="21"/>
+              </w:rPr>
+            </w:pPr>
+            <w:r>
+              <w:rPr>
+                <w:rFonts w:ascii="Arial" w:hAnsi="Arial" w:cs="Arial"/>
+                <w:b/>
+                <w:bCs/>
+                <w:sz w:val="21"/>
+                <w:szCs w:val="21"/>
+              </w:rPr>
+              <w:t>Delta Migration</w:t>
             </w:r>
           </w:p>
         </w:tc>
@@ -225,26 +185,36 @@
           </w:tcPr>
           <w:p>
             <w:pPr>
-              <w:rPr>
-                <w:rFonts w:ascii="Arial" w:hAnsi="Arial" w:cs="Arial"/>
-                <w:sz w:val="21"/>
-                <w:szCs w:val="21"/>
-              </w:rPr>
-            </w:pPr>
-            <w:r>
-              <w:rPr>
-                <w:rFonts w:ascii="Arial" w:eastAsia="Arial" w:hAnsi="Arial" w:cs="Arial"/>
-                <w:sz w:val="21"/>
-                <w:szCs w:val="21"/>
-              </w:rPr>
-              <w:t>Migration of selective versions of files from source to destination. If we opt for five, the last five versions will get migrates to the destination.</w:t>
-            </w:r>
+              <w:spacing w:line="240" w:lineRule="auto"/>
+              <w:rPr>
+                <w:rFonts w:ascii="Arial" w:eastAsia="Times New Roman" w:hAnsi="Arial" w:cs="Arial"/>
+                <w:sz w:val="21"/>
+                <w:szCs w:val="21"/>
+              </w:rPr>
+            </w:pPr>
+            <w:r>
+              <w:rPr>
+                <w:rFonts w:ascii="Arial" w:hAnsi="Arial" w:cs="Arial"/>
+                <w:sz w:val="21"/>
+                <w:szCs w:val="21"/>
+              </w:rPr>
+              <w:t>Migration of incremental changes made in source during the onetime migration.</w:t>
+            </w:r>
+          </w:p>
+          <w:p>
+            <w:pPr>
+              <w:rPr>
+                <w:rFonts w:ascii="Arial" w:hAnsi="Arial" w:cs="Arial"/>
+                <w:sz w:val="21"/>
+                <w:szCs w:val="21"/>
+              </w:rPr>
+            </w:pPr>
           </w:p>
         </w:tc>
       </w:tr>
       <w:tr>
         <w:trPr>
-          <w:trHeight w:val="405"/>
+          <w:trHeight w:val="842"/>
         </w:trPr>
         <w:tc>
           <w:tcPr>
@@ -261,18 +231,21 @@
               <w:ind w:left="3"/>
               <w:rPr>
                 <w:rFonts w:ascii="Arial" w:hAnsi="Arial" w:cs="Arial"/>
-                <w:sz w:val="21"/>
-                <w:szCs w:val="21"/>
-              </w:rPr>
-            </w:pPr>
-            <w:r>
-              <w:rPr>
-                <w:rFonts w:ascii="Arial" w:eastAsia="Arial" w:hAnsi="Arial" w:cs="Arial"/>
-                <w:b/>
-                <w:sz w:val="21"/>
-                <w:szCs w:val="21"/>
-              </w:rPr>
-              <w:t>Root Folder Permissions</w:t>
+                <w:b/>
+                <w:bCs/>
+                <w:sz w:val="21"/>
+                <w:szCs w:val="21"/>
+              </w:rPr>
+            </w:pPr>
+            <w:r>
+              <w:rPr>
+                <w:rFonts w:ascii="Arial" w:hAnsi="Arial" w:cs="Arial"/>
+                <w:b/>
+                <w:bCs/>
+                <w:sz w:val="21"/>
+                <w:szCs w:val="21"/>
+              </w:rPr>
+              <w:t>Folder Display</w:t>
             </w:r>
           </w:p>
         </w:tc>
@@ -294,10 +267,18 @@
                 <w:szCs w:val="21"/>
               </w:rPr>
             </w:pPr>
+            <w:r>
+              <w:rPr>
+                <w:rFonts w:ascii="Arial" w:hAnsi="Arial" w:cs="Arial"/>
+                <w:sz w:val="21"/>
+                <w:szCs w:val="21"/>
+              </w:rPr>
+              <w:t xml:space="preserve">An option to map source and destination users through a visual selection of folders in the </w:t>
+            </w:r>
             <w:proofErr w:type="spellStart"/>
             <w:r>
               <w:rPr>
-                <w:rFonts w:ascii="Arial" w:eastAsia="Arial" w:hAnsi="Arial" w:cs="Arial"/>
+                <w:rFonts w:ascii="Arial" w:hAnsi="Arial" w:cs="Arial"/>
                 <w:sz w:val="21"/>
                 <w:szCs w:val="21"/>
               </w:rPr>
@@ -306,18 +287,18 @@
             <w:proofErr w:type="spellEnd"/>
             <w:r>
               <w:rPr>
-                <w:rFonts w:ascii="Arial" w:eastAsia="Arial" w:hAnsi="Arial" w:cs="Arial"/>
-                <w:sz w:val="21"/>
-                <w:szCs w:val="21"/>
-              </w:rPr>
-              <w:t xml:space="preserve"> preserves all root folder permissions along with access levels.</w:t>
+                <w:rFonts w:ascii="Arial" w:hAnsi="Arial" w:cs="Arial"/>
+                <w:sz w:val="21"/>
+                <w:szCs w:val="21"/>
+              </w:rPr>
+              <w:t xml:space="preserve"> webapp.</w:t>
             </w:r>
           </w:p>
         </w:tc>
       </w:tr>
       <w:tr>
         <w:trPr>
-          <w:trHeight w:val="585"/>
+          <w:trHeight w:val="497"/>
         </w:trPr>
         <w:tc>
           <w:tcPr>
@@ -334,18 +315,21 @@
               <w:ind w:left="3"/>
               <w:rPr>
                 <w:rFonts w:ascii="Arial" w:hAnsi="Arial" w:cs="Arial"/>
-                <w:sz w:val="21"/>
-                <w:szCs w:val="21"/>
-              </w:rPr>
-            </w:pPr>
-            <w:r>
-              <w:rPr>
-                <w:rFonts w:ascii="Arial" w:eastAsia="Arial" w:hAnsi="Arial" w:cs="Arial"/>
-                <w:b/>
-                <w:sz w:val="21"/>
-                <w:szCs w:val="21"/>
-              </w:rPr>
-              <w:t>Sub Folder Permissions</w:t>
+                <w:b/>
+                <w:bCs/>
+                <w:sz w:val="21"/>
+                <w:szCs w:val="21"/>
+              </w:rPr>
+            </w:pPr>
+            <w:r>
+              <w:rPr>
+                <w:rFonts w:ascii="Arial" w:hAnsi="Arial" w:cs="Arial"/>
+                <w:b/>
+                <w:bCs/>
+                <w:sz w:val="21"/>
+                <w:szCs w:val="21"/>
+              </w:rPr>
+              <w:t>Versions</w:t>
             </w:r>
           </w:p>
         </w:tc>
@@ -367,30 +351,20 @@
                 <w:szCs w:val="21"/>
               </w:rPr>
             </w:pPr>
-            <w:proofErr w:type="spellStart"/>
-            <w:r>
-              <w:rPr>
-                <w:rFonts w:ascii="Arial" w:eastAsia="Arial" w:hAnsi="Arial" w:cs="Arial"/>
-                <w:sz w:val="21"/>
-                <w:szCs w:val="21"/>
-              </w:rPr>
-              <w:t>CloudFuze</w:t>
-            </w:r>
-            <w:proofErr w:type="spellEnd"/>
-            <w:r>
-              <w:rPr>
-                <w:rFonts w:ascii="Arial" w:eastAsia="Arial" w:hAnsi="Arial" w:cs="Arial"/>
-                <w:sz w:val="21"/>
-                <w:szCs w:val="21"/>
-              </w:rPr>
-              <w:t xml:space="preserve"> preserves all subfolder permissions along with access levels.</w:t>
+            <w:r>
+              <w:rPr>
+                <w:rFonts w:ascii="Arial" w:hAnsi="Arial" w:cs="Arial"/>
+                <w:sz w:val="21"/>
+                <w:szCs w:val="21"/>
+              </w:rPr>
+              <w:t>Migration of all file versions from source to destination.</w:t>
             </w:r>
           </w:p>
         </w:tc>
       </w:tr>
       <w:tr>
         <w:trPr>
-          <w:trHeight w:val="405"/>
+          <w:trHeight w:val="708"/>
         </w:trPr>
         <w:tc>
           <w:tcPr>
@@ -407,18 +381,21 @@
               <w:ind w:left="3"/>
               <w:rPr>
                 <w:rFonts w:ascii="Arial" w:hAnsi="Arial" w:cs="Arial"/>
-                <w:sz w:val="21"/>
-                <w:szCs w:val="21"/>
-              </w:rPr>
-            </w:pPr>
-            <w:r>
-              <w:rPr>
-                <w:rFonts w:ascii="Arial" w:eastAsia="Arial" w:hAnsi="Arial" w:cs="Arial"/>
-                <w:b/>
-                <w:sz w:val="21"/>
-                <w:szCs w:val="21"/>
-              </w:rPr>
-              <w:t>Root File Permissions</w:t>
+                <w:b/>
+                <w:bCs/>
+                <w:sz w:val="21"/>
+                <w:szCs w:val="21"/>
+              </w:rPr>
+            </w:pPr>
+            <w:r>
+              <w:rPr>
+                <w:rFonts w:ascii="Arial" w:hAnsi="Arial" w:cs="Arial"/>
+                <w:b/>
+                <w:bCs/>
+                <w:sz w:val="21"/>
+                <w:szCs w:val="21"/>
+              </w:rPr>
+              <w:t>Selective Versions</w:t>
             </w:r>
           </w:p>
         </w:tc>
@@ -440,23 +417,13 @@
                 <w:szCs w:val="21"/>
               </w:rPr>
             </w:pPr>
-            <w:proofErr w:type="spellStart"/>
-            <w:r>
-              <w:rPr>
-                <w:rFonts w:ascii="Arial" w:eastAsia="Arial" w:hAnsi="Arial" w:cs="Arial"/>
-                <w:sz w:val="21"/>
-                <w:szCs w:val="21"/>
-              </w:rPr>
-              <w:t>CloudFuze</w:t>
-            </w:r>
-            <w:proofErr w:type="spellEnd"/>
-            <w:r>
-              <w:rPr>
-                <w:rFonts w:ascii="Arial" w:eastAsia="Arial" w:hAnsi="Arial" w:cs="Arial"/>
-                <w:sz w:val="21"/>
-                <w:szCs w:val="21"/>
-              </w:rPr>
-              <w:t xml:space="preserve"> preserves all Root file permissions along with access levels.</w:t>
+            <w:r>
+              <w:rPr>
+                <w:rFonts w:ascii="Arial" w:hAnsi="Arial" w:cs="Arial"/>
+                <w:sz w:val="21"/>
+                <w:szCs w:val="21"/>
+              </w:rPr>
+              <w:t>Migration of selective versions of files from source to destination. If we opt for five, the last five versions will get migrates to the destination.</w:t>
             </w:r>
           </w:p>
         </w:tc>
@@ -480,18 +447,21 @@
               <w:ind w:left="3"/>
               <w:rPr>
                 <w:rFonts w:ascii="Arial" w:hAnsi="Arial" w:cs="Arial"/>
-                <w:sz w:val="21"/>
-                <w:szCs w:val="21"/>
-              </w:rPr>
-            </w:pPr>
-            <w:r>
-              <w:rPr>
-                <w:rFonts w:ascii="Arial" w:eastAsia="Arial" w:hAnsi="Arial" w:cs="Arial"/>
-                <w:b/>
-                <w:sz w:val="21"/>
-                <w:szCs w:val="21"/>
-              </w:rPr>
-              <w:t>Inner File Permissions</w:t>
+                <w:b/>
+                <w:bCs/>
+                <w:sz w:val="21"/>
+                <w:szCs w:val="21"/>
+              </w:rPr>
+            </w:pPr>
+            <w:r>
+              <w:rPr>
+                <w:rFonts w:ascii="Arial" w:hAnsi="Arial" w:cs="Arial"/>
+                <w:b/>
+                <w:bCs/>
+                <w:sz w:val="21"/>
+                <w:szCs w:val="21"/>
+              </w:rPr>
+              <w:t>Root Folder Permissions</w:t>
             </w:r>
           </w:p>
         </w:tc>
@@ -516,7 +486,7 @@
             <w:proofErr w:type="spellStart"/>
             <w:r>
               <w:rPr>
-                <w:rFonts w:ascii="Arial" w:eastAsia="Arial" w:hAnsi="Arial" w:cs="Arial"/>
+                <w:rFonts w:ascii="Arial" w:hAnsi="Arial" w:cs="Arial"/>
                 <w:sz w:val="21"/>
                 <w:szCs w:val="21"/>
               </w:rPr>
@@ -525,616 +495,11 @@
             <w:proofErr w:type="spellEnd"/>
             <w:r>
               <w:rPr>
-                <w:rFonts w:ascii="Arial" w:eastAsia="Arial" w:hAnsi="Arial" w:cs="Arial"/>
-                <w:sz w:val="21"/>
-                <w:szCs w:val="21"/>
-              </w:rPr>
-              <w:t xml:space="preserve"> preserves all inner file permissions along with access levels.</w:t>
-            </w:r>
-          </w:p>
-        </w:tc>
-      </w:tr>
-      <w:tr>
-        <w:trPr>
-          <w:trHeight w:val="930"/>
-        </w:trPr>
-        <w:tc>
-          <w:tcPr>
-            <w:tcW w:w="3118" w:type="dxa"/>
-            <w:tcBorders>
-              <w:top w:val="single" w:sz="6" w:space="0" w:color="666666"/>
-              <w:left w:val="single" w:sz="6" w:space="0" w:color="666666"/>
-              <w:bottom w:val="single" w:sz="6" w:space="0" w:color="666666"/>
-              <w:right w:val="single" w:sz="6" w:space="0" w:color="666666"/>
-            </w:tcBorders>
-          </w:tcPr>
-          <w:p>
-            <w:pPr>
-              <w:ind w:left="3"/>
-              <w:rPr>
-                <w:rFonts w:ascii="Arial" w:hAnsi="Arial" w:cs="Arial"/>
-                <w:sz w:val="21"/>
-                <w:szCs w:val="21"/>
-              </w:rPr>
-            </w:pPr>
-            <w:r>
-              <w:rPr>
-                <w:rFonts w:ascii="Arial" w:eastAsia="Arial" w:hAnsi="Arial" w:cs="Arial"/>
-                <w:b/>
-                <w:sz w:val="21"/>
-                <w:szCs w:val="21"/>
-              </w:rPr>
-              <w:t>External Shares</w:t>
-            </w:r>
-          </w:p>
-        </w:tc>
-        <w:tc>
-          <w:tcPr>
-            <w:tcW w:w="7603" w:type="dxa"/>
-            <w:tcBorders>
-              <w:top w:val="single" w:sz="6" w:space="0" w:color="666666"/>
-              <w:left w:val="single" w:sz="6" w:space="0" w:color="666666"/>
-              <w:bottom w:val="single" w:sz="6" w:space="0" w:color="666666"/>
-              <w:right w:val="single" w:sz="6" w:space="0" w:color="666666"/>
-            </w:tcBorders>
-          </w:tcPr>
-          <w:p>
-            <w:pPr>
-              <w:rPr>
-                <w:rFonts w:ascii="Arial" w:hAnsi="Arial" w:cs="Arial"/>
-                <w:sz w:val="21"/>
-                <w:szCs w:val="21"/>
-              </w:rPr>
-            </w:pPr>
-            <w:proofErr w:type="spellStart"/>
-            <w:r>
-              <w:rPr>
-                <w:rFonts w:ascii="Arial" w:eastAsia="Arial" w:hAnsi="Arial" w:cs="Arial"/>
-                <w:sz w:val="21"/>
-                <w:szCs w:val="21"/>
-              </w:rPr>
-              <w:t>CloudFuze</w:t>
-            </w:r>
-            <w:proofErr w:type="spellEnd"/>
-            <w:r>
-              <w:rPr>
-                <w:rFonts w:ascii="Arial" w:eastAsia="Arial" w:hAnsi="Arial" w:cs="Arial"/>
-                <w:sz w:val="21"/>
-                <w:szCs w:val="21"/>
-              </w:rPr>
-              <w:t xml:space="preserve"> can migrate external </w:t>
-            </w:r>
-            <w:proofErr w:type="gramStart"/>
-            <w:r>
-              <w:rPr>
-                <w:rFonts w:ascii="Arial" w:eastAsia="Arial" w:hAnsi="Arial" w:cs="Arial"/>
-                <w:sz w:val="21"/>
-                <w:szCs w:val="21"/>
-              </w:rPr>
-              <w:t>permissions(</w:t>
-            </w:r>
-            <w:proofErr w:type="gramEnd"/>
-            <w:r>
-              <w:rPr>
-                <w:rFonts w:ascii="Arial" w:eastAsia="Arial" w:hAnsi="Arial" w:cs="Arial"/>
-                <w:sz w:val="21"/>
-                <w:szCs w:val="21"/>
-              </w:rPr>
-              <w:t>Files/Folders shared with people of outside organizations) of files/folders to the destination along with access levels.</w:t>
-            </w:r>
-          </w:p>
-        </w:tc>
-      </w:tr>
-      <w:tr>
-        <w:trPr>
-          <w:trHeight w:val="660"/>
-        </w:trPr>
-        <w:tc>
-          <w:tcPr>
-            <w:tcW w:w="3118" w:type="dxa"/>
-            <w:tcBorders>
-              <w:top w:val="single" w:sz="6" w:space="0" w:color="666666"/>
-              <w:left w:val="single" w:sz="6" w:space="0" w:color="666666"/>
-              <w:bottom w:val="single" w:sz="6" w:space="0" w:color="666666"/>
-              <w:right w:val="single" w:sz="6" w:space="0" w:color="666666"/>
-            </w:tcBorders>
-          </w:tcPr>
-          <w:p>
-            <w:pPr>
-              <w:ind w:left="3"/>
-              <w:rPr>
-                <w:rFonts w:ascii="Arial" w:hAnsi="Arial" w:cs="Arial"/>
-                <w:sz w:val="21"/>
-                <w:szCs w:val="21"/>
-              </w:rPr>
-            </w:pPr>
-            <w:r>
-              <w:rPr>
-                <w:rFonts w:ascii="Arial" w:eastAsia="Arial" w:hAnsi="Arial" w:cs="Arial"/>
-                <w:b/>
-                <w:sz w:val="21"/>
-                <w:szCs w:val="21"/>
-              </w:rPr>
-              <w:t>Shared Links</w:t>
-            </w:r>
-          </w:p>
-        </w:tc>
-        <w:tc>
-          <w:tcPr>
-            <w:tcW w:w="7603" w:type="dxa"/>
-            <w:tcBorders>
-              <w:top w:val="single" w:sz="6" w:space="0" w:color="666666"/>
-              <w:left w:val="single" w:sz="6" w:space="0" w:color="666666"/>
-              <w:bottom w:val="single" w:sz="6" w:space="0" w:color="666666"/>
-              <w:right w:val="single" w:sz="6" w:space="0" w:color="666666"/>
-            </w:tcBorders>
-          </w:tcPr>
-          <w:p>
-            <w:pPr>
-              <w:rPr>
-                <w:rFonts w:ascii="Arial" w:hAnsi="Arial" w:cs="Arial"/>
-                <w:sz w:val="21"/>
-                <w:szCs w:val="21"/>
-              </w:rPr>
-            </w:pPr>
-            <w:proofErr w:type="spellStart"/>
-            <w:r>
-              <w:rPr>
-                <w:rFonts w:ascii="Arial" w:eastAsia="Arial" w:hAnsi="Arial" w:cs="Arial"/>
-                <w:sz w:val="21"/>
-                <w:szCs w:val="21"/>
-              </w:rPr>
-              <w:t>CloudFuze</w:t>
-            </w:r>
-            <w:proofErr w:type="spellEnd"/>
-            <w:r>
-              <w:rPr>
-                <w:rFonts w:ascii="Arial" w:eastAsia="Arial" w:hAnsi="Arial" w:cs="Arial"/>
-                <w:sz w:val="21"/>
-                <w:szCs w:val="21"/>
-              </w:rPr>
-              <w:t xml:space="preserve"> migrates all shared links from source to destination and maintains the type of links.</w:t>
-            </w:r>
-          </w:p>
-        </w:tc>
-      </w:tr>
-      <w:tr>
-        <w:trPr>
-          <w:trHeight w:val="660"/>
-        </w:trPr>
-        <w:tc>
-          <w:tcPr>
-            <w:tcW w:w="3118" w:type="dxa"/>
-            <w:tcBorders>
-              <w:top w:val="single" w:sz="6" w:space="0" w:color="666666"/>
-              <w:left w:val="single" w:sz="6" w:space="0" w:color="666666"/>
-              <w:bottom w:val="single" w:sz="6" w:space="0" w:color="666666"/>
-              <w:right w:val="single" w:sz="6" w:space="0" w:color="666666"/>
-            </w:tcBorders>
-          </w:tcPr>
-          <w:p>
-            <w:pPr>
-              <w:ind w:left="3"/>
-              <w:rPr>
-                <w:rFonts w:ascii="Arial" w:hAnsi="Arial" w:cs="Arial"/>
-                <w:sz w:val="21"/>
-                <w:szCs w:val="21"/>
-              </w:rPr>
-            </w:pPr>
-            <w:r>
-              <w:rPr>
-                <w:rFonts w:ascii="Arial" w:eastAsia="Arial" w:hAnsi="Arial" w:cs="Arial"/>
-                <w:b/>
-                <w:sz w:val="21"/>
-                <w:szCs w:val="21"/>
-              </w:rPr>
-              <w:t xml:space="preserve">Metadata </w:t>
-            </w:r>
-          </w:p>
-        </w:tc>
-        <w:tc>
-          <w:tcPr>
-            <w:tcW w:w="7603" w:type="dxa"/>
-            <w:tcBorders>
-              <w:top w:val="single" w:sz="6" w:space="0" w:color="666666"/>
-              <w:left w:val="single" w:sz="6" w:space="0" w:color="666666"/>
-              <w:bottom w:val="single" w:sz="6" w:space="0" w:color="666666"/>
-              <w:right w:val="single" w:sz="6" w:space="0" w:color="666666"/>
-            </w:tcBorders>
-          </w:tcPr>
-          <w:p>
-            <w:pPr>
-              <w:rPr>
-                <w:rFonts w:ascii="Arial" w:hAnsi="Arial" w:cs="Arial"/>
-                <w:sz w:val="21"/>
-                <w:szCs w:val="21"/>
-              </w:rPr>
-            </w:pPr>
-            <w:r>
-              <w:rPr>
-                <w:rFonts w:ascii="Arial" w:eastAsia="Arial" w:hAnsi="Arial" w:cs="Arial"/>
-                <w:sz w:val="21"/>
-                <w:szCs w:val="21"/>
-              </w:rPr>
-              <w:t>Maintaining the original timestamps, including creation and modification dates and times, when transferring data to the destination cloud.</w:t>
-            </w:r>
-          </w:p>
-        </w:tc>
-      </w:tr>
-      <w:tr>
-        <w:trPr>
-          <w:trHeight w:val="660"/>
-        </w:trPr>
-        <w:tc>
-          <w:tcPr>
-            <w:tcW w:w="3118" w:type="dxa"/>
-            <w:tcBorders>
-              <w:top w:val="single" w:sz="6" w:space="0" w:color="666666"/>
-              <w:left w:val="single" w:sz="6" w:space="0" w:color="666666"/>
-              <w:bottom w:val="single" w:sz="6" w:space="0" w:color="666666"/>
-              <w:right w:val="single" w:sz="6" w:space="0" w:color="666666"/>
-            </w:tcBorders>
-          </w:tcPr>
-          <w:p>
-            <w:pPr>
-              <w:ind w:left="3"/>
-              <w:rPr>
-                <w:rFonts w:ascii="Arial" w:hAnsi="Arial" w:cs="Arial"/>
-                <w:sz w:val="21"/>
-                <w:szCs w:val="21"/>
-              </w:rPr>
-            </w:pPr>
-            <w:r>
-              <w:rPr>
-                <w:rFonts w:ascii="Arial" w:eastAsia="Arial" w:hAnsi="Arial" w:cs="Arial"/>
-                <w:b/>
-                <w:sz w:val="21"/>
-                <w:szCs w:val="21"/>
-              </w:rPr>
-              <w:t>In- Line Comment</w:t>
-            </w:r>
-          </w:p>
-        </w:tc>
-        <w:tc>
-          <w:tcPr>
-            <w:tcW w:w="7603" w:type="dxa"/>
-            <w:tcBorders>
-              <w:top w:val="single" w:sz="6" w:space="0" w:color="666666"/>
-              <w:left w:val="single" w:sz="6" w:space="0" w:color="666666"/>
-              <w:bottom w:val="single" w:sz="6" w:space="0" w:color="666666"/>
-              <w:right w:val="single" w:sz="6" w:space="0" w:color="666666"/>
-            </w:tcBorders>
-          </w:tcPr>
-          <w:p>
-            <w:pPr>
-              <w:rPr>
-                <w:rFonts w:ascii="Arial" w:hAnsi="Arial" w:cs="Arial"/>
-                <w:sz w:val="21"/>
-                <w:szCs w:val="21"/>
-              </w:rPr>
-            </w:pPr>
-            <w:r>
-              <w:rPr>
-                <w:rFonts w:ascii="Arial" w:eastAsia="Arial" w:hAnsi="Arial" w:cs="Arial"/>
-                <w:sz w:val="21"/>
-                <w:szCs w:val="21"/>
-              </w:rPr>
-              <w:t>Inline file comments of the box will be migrated to the destination cloud. All the file comments will preserve in the CSV formatted file in the destination.</w:t>
-            </w:r>
-          </w:p>
-        </w:tc>
-      </w:tr>
-      <w:tr>
-        <w:trPr>
-          <w:trHeight w:val="660"/>
-        </w:trPr>
-        <w:tc>
-          <w:tcPr>
-            <w:tcW w:w="3118" w:type="dxa"/>
-            <w:tcBorders>
-              <w:top w:val="single" w:sz="6" w:space="0" w:color="666666"/>
-              <w:left w:val="single" w:sz="6" w:space="0" w:color="666666"/>
-              <w:bottom w:val="single" w:sz="6" w:space="0" w:color="666666"/>
-              <w:right w:val="single" w:sz="6" w:space="0" w:color="666666"/>
-            </w:tcBorders>
-          </w:tcPr>
-          <w:p>
-            <w:pPr>
-              <w:ind w:left="3"/>
-              <w:rPr>
-                <w:rFonts w:ascii="Arial" w:hAnsi="Arial" w:cs="Arial"/>
-                <w:sz w:val="21"/>
-                <w:szCs w:val="21"/>
-              </w:rPr>
-            </w:pPr>
-            <w:r>
-              <w:rPr>
-                <w:rFonts w:ascii="Arial" w:eastAsia="Arial" w:hAnsi="Arial" w:cs="Arial"/>
-                <w:b/>
-                <w:sz w:val="21"/>
-                <w:szCs w:val="21"/>
-              </w:rPr>
-              <w:t>Long File/Folder Path</w:t>
-            </w:r>
-          </w:p>
-        </w:tc>
-        <w:tc>
-          <w:tcPr>
-            <w:tcW w:w="7603" w:type="dxa"/>
-            <w:tcBorders>
-              <w:top w:val="single" w:sz="6" w:space="0" w:color="666666"/>
-              <w:left w:val="single" w:sz="6" w:space="0" w:color="666666"/>
-              <w:bottom w:val="single" w:sz="6" w:space="0" w:color="666666"/>
-              <w:right w:val="single" w:sz="6" w:space="0" w:color="666666"/>
-            </w:tcBorders>
-          </w:tcPr>
-          <w:p>
-            <w:pPr>
-              <w:rPr>
-                <w:rFonts w:ascii="Arial" w:hAnsi="Arial" w:cs="Arial"/>
-                <w:sz w:val="21"/>
-                <w:szCs w:val="21"/>
-              </w:rPr>
-            </w:pPr>
-            <w:r>
-              <w:rPr>
-                <w:rFonts w:ascii="Arial" w:eastAsia="Arial" w:hAnsi="Arial" w:cs="Arial"/>
-                <w:sz w:val="21"/>
-                <w:szCs w:val="21"/>
-              </w:rPr>
-              <w:t>If the destination cloud has a long folder path limitation, the system automatically adjusts the destination's path as per the limitation.</w:t>
-            </w:r>
-          </w:p>
-        </w:tc>
-      </w:tr>
-      <w:tr>
-        <w:trPr>
-          <w:trHeight w:val="915"/>
-        </w:trPr>
-        <w:tc>
-          <w:tcPr>
-            <w:tcW w:w="3118" w:type="dxa"/>
-            <w:tcBorders>
-              <w:top w:val="single" w:sz="6" w:space="0" w:color="666666"/>
-              <w:left w:val="single" w:sz="6" w:space="0" w:color="666666"/>
-              <w:bottom w:val="single" w:sz="6" w:space="0" w:color="666666"/>
-              <w:right w:val="single" w:sz="6" w:space="0" w:color="666666"/>
-            </w:tcBorders>
-          </w:tcPr>
-          <w:p>
-            <w:pPr>
-              <w:ind w:left="3"/>
-              <w:rPr>
-                <w:rFonts w:ascii="Arial" w:hAnsi="Arial" w:cs="Arial"/>
-                <w:sz w:val="21"/>
-                <w:szCs w:val="21"/>
-              </w:rPr>
-            </w:pPr>
-            <w:r>
-              <w:rPr>
-                <w:rFonts w:ascii="Arial" w:eastAsia="Arial" w:hAnsi="Arial" w:cs="Arial"/>
-                <w:b/>
-                <w:sz w:val="21"/>
-                <w:szCs w:val="21"/>
-              </w:rPr>
-              <w:t>Special Character Replacement</w:t>
-            </w:r>
-          </w:p>
-        </w:tc>
-        <w:tc>
-          <w:tcPr>
-            <w:tcW w:w="7603" w:type="dxa"/>
-            <w:tcBorders>
-              <w:top w:val="single" w:sz="6" w:space="0" w:color="666666"/>
-              <w:left w:val="single" w:sz="6" w:space="0" w:color="666666"/>
-              <w:bottom w:val="single" w:sz="6" w:space="0" w:color="666666"/>
-              <w:right w:val="single" w:sz="6" w:space="0" w:color="666666"/>
-            </w:tcBorders>
-          </w:tcPr>
-          <w:p>
-            <w:pPr>
-              <w:rPr>
-                <w:rFonts w:ascii="Arial" w:hAnsi="Arial" w:cs="Arial"/>
-                <w:sz w:val="21"/>
-                <w:szCs w:val="21"/>
-              </w:rPr>
-            </w:pPr>
-            <w:r>
-              <w:rPr>
-                <w:rFonts w:ascii="Arial" w:eastAsia="Arial" w:hAnsi="Arial" w:cs="Arial"/>
-                <w:sz w:val="21"/>
-                <w:szCs w:val="21"/>
-              </w:rPr>
-              <w:t>Special characters not supported by the destination cloud will be automatically replaced with underscores (_) or hyphens (-). This ensures that the integrity of the data is maintained during the migration process.</w:t>
-            </w:r>
-          </w:p>
-        </w:tc>
-      </w:tr>
-      <w:tr>
-        <w:trPr>
-          <w:trHeight w:val="930"/>
-        </w:trPr>
-        <w:tc>
-          <w:tcPr>
-            <w:tcW w:w="3118" w:type="dxa"/>
-            <w:tcBorders>
-              <w:top w:val="single" w:sz="6" w:space="0" w:color="666666"/>
-              <w:left w:val="single" w:sz="6" w:space="0" w:color="666666"/>
-              <w:bottom w:val="single" w:sz="6" w:space="0" w:color="666666"/>
-              <w:right w:val="single" w:sz="6" w:space="0" w:color="666666"/>
-            </w:tcBorders>
-          </w:tcPr>
-          <w:p>
-            <w:pPr>
-              <w:ind w:left="3"/>
-              <w:rPr>
-                <w:rFonts w:ascii="Arial" w:hAnsi="Arial" w:cs="Arial"/>
-                <w:sz w:val="21"/>
-                <w:szCs w:val="21"/>
-              </w:rPr>
-            </w:pPr>
-            <w:r>
-              <w:rPr>
-                <w:rFonts w:ascii="Arial" w:eastAsia="Arial" w:hAnsi="Arial" w:cs="Arial"/>
-                <w:b/>
-                <w:sz w:val="21"/>
-                <w:szCs w:val="21"/>
-              </w:rPr>
-              <w:t>Embedded Links</w:t>
-            </w:r>
-          </w:p>
-        </w:tc>
-        <w:tc>
-          <w:tcPr>
-            <w:tcW w:w="7603" w:type="dxa"/>
-            <w:tcBorders>
-              <w:top w:val="single" w:sz="6" w:space="0" w:color="666666"/>
-              <w:left w:val="single" w:sz="6" w:space="0" w:color="666666"/>
-              <w:bottom w:val="single" w:sz="6" w:space="0" w:color="666666"/>
-              <w:right w:val="single" w:sz="6" w:space="0" w:color="666666"/>
-            </w:tcBorders>
-          </w:tcPr>
-          <w:p>
-            <w:pPr>
-              <w:rPr>
-                <w:rFonts w:ascii="Arial" w:hAnsi="Arial" w:cs="Arial"/>
-                <w:sz w:val="21"/>
-                <w:szCs w:val="21"/>
-              </w:rPr>
-            </w:pPr>
-            <w:r>
-              <w:rPr>
-                <w:rFonts w:ascii="Arial" w:eastAsia="Arial" w:hAnsi="Arial" w:cs="Arial"/>
-                <w:sz w:val="21"/>
-                <w:szCs w:val="21"/>
-              </w:rPr>
-              <w:t>The system retains the addresses of links present within a file, which point to other files in the cloud. These links' addresses will be transformed into appropriate destination formats during Migration.</w:t>
-            </w:r>
-          </w:p>
-        </w:tc>
-      </w:tr>
-      <w:tr>
-        <w:trPr>
-          <w:trHeight w:val="915"/>
-        </w:trPr>
-        <w:tc>
-          <w:tcPr>
-            <w:tcW w:w="3118" w:type="dxa"/>
-            <w:tcBorders>
-              <w:top w:val="single" w:sz="6" w:space="0" w:color="666666"/>
-              <w:left w:val="single" w:sz="6" w:space="0" w:color="666666"/>
-              <w:bottom w:val="single" w:sz="6" w:space="0" w:color="666666"/>
-              <w:right w:val="single" w:sz="6" w:space="0" w:color="666666"/>
-            </w:tcBorders>
-          </w:tcPr>
-          <w:p>
-            <w:pPr>
-              <w:ind w:left="3"/>
-              <w:rPr>
-                <w:rFonts w:ascii="Arial" w:hAnsi="Arial" w:cs="Arial"/>
-                <w:sz w:val="21"/>
-                <w:szCs w:val="21"/>
-              </w:rPr>
-            </w:pPr>
-            <w:r>
-              <w:rPr>
-                <w:rFonts w:ascii="Arial" w:eastAsia="Arial" w:hAnsi="Arial" w:cs="Arial"/>
-                <w:b/>
-                <w:sz w:val="21"/>
-                <w:szCs w:val="21"/>
-              </w:rPr>
-              <w:t>Suppressing Email Notification</w:t>
-            </w:r>
-          </w:p>
-        </w:tc>
-        <w:tc>
-          <w:tcPr>
-            <w:tcW w:w="7603" w:type="dxa"/>
-            <w:tcBorders>
-              <w:top w:val="single" w:sz="6" w:space="0" w:color="666666"/>
-              <w:left w:val="single" w:sz="6" w:space="0" w:color="666666"/>
-              <w:bottom w:val="single" w:sz="6" w:space="0" w:color="666666"/>
-              <w:right w:val="single" w:sz="6" w:space="0" w:color="666666"/>
-            </w:tcBorders>
-          </w:tcPr>
-          <w:p>
-            <w:pPr>
-              <w:rPr>
-                <w:rFonts w:ascii="Arial" w:hAnsi="Arial" w:cs="Arial"/>
-                <w:sz w:val="21"/>
-                <w:szCs w:val="21"/>
-              </w:rPr>
-            </w:pPr>
-            <w:r>
-              <w:rPr>
-                <w:rFonts w:ascii="Arial" w:eastAsia="Arial" w:hAnsi="Arial" w:cs="Arial"/>
-                <w:sz w:val="21"/>
-                <w:szCs w:val="21"/>
-              </w:rPr>
-              <w:t>The system will automatically prevent the generation of email notifications for collaborations on folders/files originating from the destination cloud.</w:t>
-            </w:r>
-          </w:p>
-        </w:tc>
-      </w:tr>
-      <w:tr>
-        <w:trPr>
-          <w:trHeight w:val="375"/>
-        </w:trPr>
-        <w:tc>
-          <w:tcPr>
-            <w:tcW w:w="3118" w:type="dxa"/>
-            <w:tcBorders>
-              <w:top w:val="single" w:sz="6" w:space="0" w:color="666666"/>
-              <w:left w:val="single" w:sz="6" w:space="0" w:color="666666"/>
-              <w:bottom w:val="single" w:sz="6" w:space="0" w:color="666666"/>
-              <w:right w:val="single" w:sz="6" w:space="0" w:color="666666"/>
-            </w:tcBorders>
-          </w:tcPr>
-          <w:p>
-            <w:pPr>
-              <w:ind w:left="3"/>
-              <w:rPr>
-                <w:rFonts w:ascii="Arial" w:hAnsi="Arial" w:cs="Arial"/>
-                <w:sz w:val="21"/>
-                <w:szCs w:val="21"/>
-              </w:rPr>
-            </w:pPr>
-            <w:r>
-              <w:rPr>
-                <w:rFonts w:ascii="Arial" w:eastAsia="Arial" w:hAnsi="Arial" w:cs="Arial"/>
-                <w:b/>
-                <w:sz w:val="21"/>
-                <w:szCs w:val="21"/>
-              </w:rPr>
-              <w:t>Box Notes</w:t>
-            </w:r>
-          </w:p>
-        </w:tc>
-        <w:tc>
-          <w:tcPr>
-            <w:tcW w:w="7603" w:type="dxa"/>
-            <w:tcBorders>
-              <w:top w:val="single" w:sz="6" w:space="0" w:color="666666"/>
-              <w:left w:val="single" w:sz="6" w:space="0" w:color="666666"/>
-              <w:bottom w:val="single" w:sz="6" w:space="0" w:color="666666"/>
-              <w:right w:val="single" w:sz="6" w:space="0" w:color="666666"/>
-            </w:tcBorders>
-          </w:tcPr>
-          <w:p>
-            <w:pPr>
-              <w:rPr>
-                <w:rFonts w:ascii="Arial" w:hAnsi="Arial" w:cs="Arial"/>
-                <w:sz w:val="21"/>
-                <w:szCs w:val="21"/>
-              </w:rPr>
-            </w:pPr>
-            <w:r>
-              <w:rPr>
-                <w:rFonts w:ascii="Arial" w:eastAsia="Arial" w:hAnsi="Arial" w:cs="Arial"/>
-                <w:sz w:val="21"/>
-                <w:szCs w:val="21"/>
-              </w:rPr>
-              <w:t xml:space="preserve">Migration of Box Notes files in the .DOCX format to the destination cloud. </w:t>
+                <w:rFonts w:ascii="Arial" w:hAnsi="Arial" w:cs="Arial"/>
+                <w:sz w:val="21"/>
+                <w:szCs w:val="21"/>
+              </w:rPr>
+              <w:t xml:space="preserve"> preserves all root folder permissions along with access levels.</w:t>
             </w:r>
           </w:p>
         </w:tc>
@@ -1158,18 +523,21 @@
               <w:ind w:left="3"/>
               <w:rPr>
                 <w:rFonts w:ascii="Arial" w:hAnsi="Arial" w:cs="Arial"/>
-                <w:sz w:val="21"/>
-                <w:szCs w:val="21"/>
-              </w:rPr>
-            </w:pPr>
-            <w:r>
-              <w:rPr>
-                <w:rFonts w:ascii="Arial" w:eastAsia="Arial" w:hAnsi="Arial" w:cs="Arial"/>
-                <w:b/>
-                <w:sz w:val="21"/>
-                <w:szCs w:val="21"/>
-              </w:rPr>
-              <w:t>Delta</w:t>
+                <w:b/>
+                <w:bCs/>
+                <w:sz w:val="21"/>
+                <w:szCs w:val="21"/>
+              </w:rPr>
+            </w:pPr>
+            <w:r>
+              <w:rPr>
+                <w:rFonts w:ascii="Arial" w:hAnsi="Arial" w:cs="Arial"/>
+                <w:b/>
+                <w:bCs/>
+                <w:sz w:val="21"/>
+                <w:szCs w:val="21"/>
+              </w:rPr>
+              <w:t>Sub Folder Permissions</w:t>
             </w:r>
           </w:p>
         </w:tc>
@@ -1191,20 +559,30 @@
                 <w:szCs w:val="21"/>
               </w:rPr>
             </w:pPr>
-            <w:r>
-              <w:rPr>
-                <w:rFonts w:ascii="Arial" w:eastAsia="Arial" w:hAnsi="Arial" w:cs="Arial"/>
-                <w:sz w:val="21"/>
-                <w:szCs w:val="21"/>
-              </w:rPr>
-              <w:t>Migration of incremental changes made in source during the onetime migration.</w:t>
+            <w:proofErr w:type="spellStart"/>
+            <w:r>
+              <w:rPr>
+                <w:rFonts w:ascii="Arial" w:hAnsi="Arial" w:cs="Arial"/>
+                <w:sz w:val="21"/>
+                <w:szCs w:val="21"/>
+              </w:rPr>
+              <w:t>CloudFuze</w:t>
+            </w:r>
+            <w:proofErr w:type="spellEnd"/>
+            <w:r>
+              <w:rPr>
+                <w:rFonts w:ascii="Arial" w:hAnsi="Arial" w:cs="Arial"/>
+                <w:sz w:val="21"/>
+                <w:szCs w:val="21"/>
+              </w:rPr>
+              <w:t xml:space="preserve"> preserves all subfolder permissions along with access levels.</w:t>
             </w:r>
           </w:p>
         </w:tc>
       </w:tr>
       <w:tr>
         <w:trPr>
-          <w:trHeight w:val="600"/>
+          <w:trHeight w:val="390"/>
         </w:trPr>
         <w:tc>
           <w:tcPr>
@@ -1221,19 +599,686 @@
               <w:ind w:left="3"/>
               <w:rPr>
                 <w:rFonts w:ascii="Arial" w:hAnsi="Arial" w:cs="Arial"/>
-                <w:sz w:val="21"/>
-                <w:szCs w:val="21"/>
-              </w:rPr>
-            </w:pPr>
-            <w:r>
-              <w:rPr>
-                <w:rFonts w:ascii="Arial" w:eastAsia="Arial" w:hAnsi="Arial" w:cs="Arial"/>
-                <w:b/>
+                <w:b/>
+                <w:bCs/>
+                <w:sz w:val="21"/>
+                <w:szCs w:val="21"/>
+              </w:rPr>
+            </w:pPr>
+            <w:r>
+              <w:rPr>
+                <w:rFonts w:ascii="Arial" w:hAnsi="Arial" w:cs="Arial"/>
+                <w:b/>
+                <w:bCs/>
+                <w:sz w:val="21"/>
+                <w:szCs w:val="21"/>
+              </w:rPr>
+              <w:t>Root File Permissions</w:t>
+            </w:r>
+          </w:p>
+        </w:tc>
+        <w:tc>
+          <w:tcPr>
+            <w:tcW w:w="7603" w:type="dxa"/>
+            <w:tcBorders>
+              <w:top w:val="single" w:sz="6" w:space="0" w:color="666666"/>
+              <w:left w:val="single" w:sz="6" w:space="0" w:color="666666"/>
+              <w:bottom w:val="single" w:sz="6" w:space="0" w:color="666666"/>
+              <w:right w:val="single" w:sz="6" w:space="0" w:color="666666"/>
+            </w:tcBorders>
+          </w:tcPr>
+          <w:p>
+            <w:pPr>
+              <w:rPr>
+                <w:rFonts w:ascii="Arial" w:hAnsi="Arial" w:cs="Arial"/>
+                <w:sz w:val="21"/>
+                <w:szCs w:val="21"/>
+              </w:rPr>
+            </w:pPr>
+            <w:proofErr w:type="spellStart"/>
+            <w:r>
+              <w:rPr>
+                <w:rFonts w:ascii="Arial" w:hAnsi="Arial" w:cs="Arial"/>
+                <w:sz w:val="21"/>
+                <w:szCs w:val="21"/>
+              </w:rPr>
+              <w:t>CloudFuze</w:t>
+            </w:r>
+            <w:proofErr w:type="spellEnd"/>
+            <w:r>
+              <w:rPr>
+                <w:rFonts w:ascii="Arial" w:hAnsi="Arial" w:cs="Arial"/>
+                <w:sz w:val="21"/>
+                <w:szCs w:val="21"/>
+              </w:rPr>
+              <w:t xml:space="preserve"> preserves all Root file permissions along with access levels.</w:t>
+            </w:r>
+          </w:p>
+        </w:tc>
+      </w:tr>
+      <w:tr>
+        <w:trPr>
+          <w:trHeight w:val="390"/>
+        </w:trPr>
+        <w:tc>
+          <w:tcPr>
+            <w:tcW w:w="3118" w:type="dxa"/>
+            <w:tcBorders>
+              <w:top w:val="single" w:sz="6" w:space="0" w:color="666666"/>
+              <w:left w:val="single" w:sz="6" w:space="0" w:color="666666"/>
+              <w:bottom w:val="single" w:sz="6" w:space="0" w:color="666666"/>
+              <w:right w:val="single" w:sz="6" w:space="0" w:color="666666"/>
+            </w:tcBorders>
+          </w:tcPr>
+          <w:p>
+            <w:pPr>
+              <w:ind w:left="3"/>
+              <w:rPr>
+                <w:rFonts w:ascii="Arial" w:hAnsi="Arial" w:cs="Arial"/>
+                <w:b/>
+                <w:bCs/>
+                <w:sz w:val="21"/>
+                <w:szCs w:val="21"/>
+              </w:rPr>
+            </w:pPr>
+            <w:r>
+              <w:rPr>
+                <w:rFonts w:ascii="Arial" w:hAnsi="Arial" w:cs="Arial"/>
+                <w:b/>
+                <w:bCs/>
+                <w:sz w:val="21"/>
+                <w:szCs w:val="21"/>
+              </w:rPr>
+              <w:t>Inner File Permissions</w:t>
+            </w:r>
+          </w:p>
+        </w:tc>
+        <w:tc>
+          <w:tcPr>
+            <w:tcW w:w="7603" w:type="dxa"/>
+            <w:tcBorders>
+              <w:top w:val="single" w:sz="6" w:space="0" w:color="666666"/>
+              <w:left w:val="single" w:sz="6" w:space="0" w:color="666666"/>
+              <w:bottom w:val="single" w:sz="6" w:space="0" w:color="666666"/>
+              <w:right w:val="single" w:sz="6" w:space="0" w:color="666666"/>
+            </w:tcBorders>
+          </w:tcPr>
+          <w:p>
+            <w:pPr>
+              <w:rPr>
+                <w:rFonts w:ascii="Arial" w:hAnsi="Arial" w:cs="Arial"/>
+                <w:sz w:val="21"/>
+                <w:szCs w:val="21"/>
+              </w:rPr>
+            </w:pPr>
+            <w:proofErr w:type="spellStart"/>
+            <w:r>
+              <w:rPr>
+                <w:rFonts w:ascii="Arial" w:hAnsi="Arial" w:cs="Arial"/>
+                <w:sz w:val="21"/>
+                <w:szCs w:val="21"/>
+              </w:rPr>
+              <w:t>CloudFuze</w:t>
+            </w:r>
+            <w:proofErr w:type="spellEnd"/>
+            <w:r>
+              <w:rPr>
+                <w:rFonts w:ascii="Arial" w:hAnsi="Arial" w:cs="Arial"/>
+                <w:sz w:val="21"/>
+                <w:szCs w:val="21"/>
+              </w:rPr>
+              <w:t xml:space="preserve"> preserves all inner file permissions along with access levels.</w:t>
+            </w:r>
+          </w:p>
+        </w:tc>
+      </w:tr>
+      <w:tr>
+        <w:trPr>
+          <w:trHeight w:val="1004"/>
+        </w:trPr>
+        <w:tc>
+          <w:tcPr>
+            <w:tcW w:w="3118" w:type="dxa"/>
+            <w:tcBorders>
+              <w:top w:val="single" w:sz="6" w:space="0" w:color="666666"/>
+              <w:left w:val="single" w:sz="6" w:space="0" w:color="666666"/>
+              <w:bottom w:val="single" w:sz="6" w:space="0" w:color="666666"/>
+              <w:right w:val="single" w:sz="6" w:space="0" w:color="666666"/>
+            </w:tcBorders>
+          </w:tcPr>
+          <w:p>
+            <w:pPr>
+              <w:ind w:left="3"/>
+              <w:rPr>
+                <w:rFonts w:ascii="Arial" w:hAnsi="Arial" w:cs="Arial"/>
+                <w:b/>
+                <w:bCs/>
+                <w:sz w:val="21"/>
+                <w:szCs w:val="21"/>
+              </w:rPr>
+            </w:pPr>
+            <w:r>
+              <w:rPr>
+                <w:rFonts w:ascii="Arial" w:hAnsi="Arial" w:cs="Arial"/>
+                <w:b/>
+                <w:bCs/>
+                <w:sz w:val="21"/>
+                <w:szCs w:val="21"/>
+              </w:rPr>
+              <w:t>External Shares</w:t>
+            </w:r>
+          </w:p>
+        </w:tc>
+        <w:tc>
+          <w:tcPr>
+            <w:tcW w:w="7603" w:type="dxa"/>
+            <w:tcBorders>
+              <w:top w:val="single" w:sz="6" w:space="0" w:color="666666"/>
+              <w:left w:val="single" w:sz="6" w:space="0" w:color="666666"/>
+              <w:bottom w:val="single" w:sz="6" w:space="0" w:color="666666"/>
+              <w:right w:val="single" w:sz="6" w:space="0" w:color="666666"/>
+            </w:tcBorders>
+          </w:tcPr>
+          <w:p>
+            <w:pPr>
+              <w:rPr>
+                <w:rFonts w:ascii="Arial" w:hAnsi="Arial" w:cs="Arial"/>
+                <w:sz w:val="21"/>
+                <w:szCs w:val="21"/>
+              </w:rPr>
+            </w:pPr>
+            <w:proofErr w:type="spellStart"/>
+            <w:r>
+              <w:rPr>
+                <w:rFonts w:ascii="Arial" w:hAnsi="Arial" w:cs="Arial"/>
+                <w:sz w:val="21"/>
+                <w:szCs w:val="21"/>
+              </w:rPr>
+              <w:t>CloudFuze</w:t>
+            </w:r>
+            <w:proofErr w:type="spellEnd"/>
+            <w:r>
+              <w:rPr>
+                <w:rFonts w:ascii="Arial" w:hAnsi="Arial" w:cs="Arial"/>
+                <w:sz w:val="21"/>
+                <w:szCs w:val="21"/>
+              </w:rPr>
+              <w:t xml:space="preserve"> can migrate external </w:t>
+            </w:r>
+            <w:proofErr w:type="gramStart"/>
+            <w:r>
+              <w:rPr>
+                <w:rFonts w:ascii="Arial" w:hAnsi="Arial" w:cs="Arial"/>
+                <w:sz w:val="21"/>
+                <w:szCs w:val="21"/>
+              </w:rPr>
+              <w:t>permissions(</w:t>
+            </w:r>
+            <w:proofErr w:type="gramEnd"/>
+            <w:r>
+              <w:rPr>
+                <w:rFonts w:ascii="Arial" w:hAnsi="Arial" w:cs="Arial"/>
+                <w:sz w:val="21"/>
+                <w:szCs w:val="21"/>
+              </w:rPr>
+              <w:t>Files/Folders shared with people of outside organizations) of files/folders to the destination along with access levels. </w:t>
+            </w:r>
+          </w:p>
+        </w:tc>
+      </w:tr>
+      <w:tr>
+        <w:trPr>
+          <w:trHeight w:val="627"/>
+        </w:trPr>
+        <w:tc>
+          <w:tcPr>
+            <w:tcW w:w="3118" w:type="dxa"/>
+            <w:tcBorders>
+              <w:top w:val="single" w:sz="6" w:space="0" w:color="666666"/>
+              <w:left w:val="single" w:sz="6" w:space="0" w:color="666666"/>
+              <w:bottom w:val="single" w:sz="6" w:space="0" w:color="666666"/>
+              <w:right w:val="single" w:sz="6" w:space="0" w:color="666666"/>
+            </w:tcBorders>
+          </w:tcPr>
+          <w:p>
+            <w:pPr>
+              <w:ind w:left="3"/>
+              <w:rPr>
+                <w:rFonts w:ascii="Arial" w:hAnsi="Arial" w:cs="Arial"/>
+                <w:b/>
+                <w:bCs/>
+                <w:sz w:val="21"/>
+                <w:szCs w:val="21"/>
+              </w:rPr>
+            </w:pPr>
+            <w:r>
+              <w:rPr>
+                <w:rFonts w:ascii="Arial" w:hAnsi="Arial" w:cs="Arial"/>
+                <w:b/>
+                <w:bCs/>
+                <w:sz w:val="21"/>
+                <w:szCs w:val="21"/>
+              </w:rPr>
+              <w:t>Shared Links</w:t>
+            </w:r>
+          </w:p>
+        </w:tc>
+        <w:tc>
+          <w:tcPr>
+            <w:tcW w:w="7603" w:type="dxa"/>
+            <w:tcBorders>
+              <w:top w:val="single" w:sz="6" w:space="0" w:color="666666"/>
+              <w:left w:val="single" w:sz="6" w:space="0" w:color="666666"/>
+              <w:bottom w:val="single" w:sz="6" w:space="0" w:color="666666"/>
+              <w:right w:val="single" w:sz="6" w:space="0" w:color="666666"/>
+            </w:tcBorders>
+          </w:tcPr>
+          <w:p>
+            <w:pPr>
+              <w:rPr>
+                <w:rFonts w:ascii="Arial" w:hAnsi="Arial" w:cs="Arial"/>
+                <w:sz w:val="21"/>
+                <w:szCs w:val="21"/>
+              </w:rPr>
+            </w:pPr>
+            <w:proofErr w:type="spellStart"/>
+            <w:r>
+              <w:rPr>
+                <w:rFonts w:ascii="Arial" w:hAnsi="Arial" w:cs="Arial"/>
+                <w:sz w:val="21"/>
+                <w:szCs w:val="21"/>
+              </w:rPr>
+              <w:t>CloudFuze</w:t>
+            </w:r>
+            <w:proofErr w:type="spellEnd"/>
+            <w:r>
+              <w:rPr>
+                <w:rFonts w:ascii="Arial" w:hAnsi="Arial" w:cs="Arial"/>
+                <w:sz w:val="21"/>
+                <w:szCs w:val="21"/>
+              </w:rPr>
+              <w:t xml:space="preserve"> migrates all shared links from source to destination and maintains the type of links.</w:t>
+            </w:r>
+          </w:p>
+        </w:tc>
+      </w:tr>
+      <w:tr>
+        <w:trPr>
+          <w:trHeight w:val="707"/>
+        </w:trPr>
+        <w:tc>
+          <w:tcPr>
+            <w:tcW w:w="3118" w:type="dxa"/>
+            <w:tcBorders>
+              <w:top w:val="single" w:sz="6" w:space="0" w:color="666666"/>
+              <w:left w:val="single" w:sz="6" w:space="0" w:color="666666"/>
+              <w:bottom w:val="single" w:sz="6" w:space="0" w:color="666666"/>
+              <w:right w:val="single" w:sz="6" w:space="0" w:color="666666"/>
+            </w:tcBorders>
+          </w:tcPr>
+          <w:p>
+            <w:pPr>
+              <w:ind w:left="3"/>
+              <w:rPr>
+                <w:rFonts w:ascii="Arial" w:hAnsi="Arial" w:cs="Arial"/>
+                <w:b/>
+                <w:bCs/>
+                <w:sz w:val="21"/>
+                <w:szCs w:val="21"/>
+              </w:rPr>
+            </w:pPr>
+            <w:r>
+              <w:rPr>
+                <w:rFonts w:ascii="Arial" w:hAnsi="Arial" w:cs="Arial"/>
+                <w:b/>
+                <w:bCs/>
+                <w:sz w:val="21"/>
+                <w:szCs w:val="21"/>
+              </w:rPr>
+              <w:t>Timestamp Preservation</w:t>
+            </w:r>
+          </w:p>
+        </w:tc>
+        <w:tc>
+          <w:tcPr>
+            <w:tcW w:w="7603" w:type="dxa"/>
+            <w:tcBorders>
+              <w:top w:val="single" w:sz="6" w:space="0" w:color="666666"/>
+              <w:left w:val="single" w:sz="6" w:space="0" w:color="666666"/>
+              <w:bottom w:val="single" w:sz="6" w:space="0" w:color="666666"/>
+              <w:right w:val="single" w:sz="6" w:space="0" w:color="666666"/>
+            </w:tcBorders>
+          </w:tcPr>
+          <w:p>
+            <w:pPr>
+              <w:rPr>
+                <w:rFonts w:ascii="Arial" w:hAnsi="Arial" w:cs="Arial"/>
+                <w:sz w:val="21"/>
+                <w:szCs w:val="21"/>
+              </w:rPr>
+            </w:pPr>
+            <w:r>
+              <w:rPr>
+                <w:rFonts w:ascii="Arial" w:hAnsi="Arial" w:cs="Arial"/>
+                <w:sz w:val="21"/>
+                <w:szCs w:val="21"/>
+              </w:rPr>
+              <w:t>Maintaining the original timestamps, including creation and modification dates and times, when transferring data to the destination cloud.</w:t>
+            </w:r>
+          </w:p>
+        </w:tc>
+      </w:tr>
+      <w:tr>
+        <w:trPr>
+          <w:trHeight w:val="631"/>
+        </w:trPr>
+        <w:tc>
+          <w:tcPr>
+            <w:tcW w:w="3118" w:type="dxa"/>
+            <w:tcBorders>
+              <w:top w:val="single" w:sz="6" w:space="0" w:color="666666"/>
+              <w:left w:val="single" w:sz="6" w:space="0" w:color="666666"/>
+              <w:bottom w:val="single" w:sz="6" w:space="0" w:color="666666"/>
+              <w:right w:val="single" w:sz="6" w:space="0" w:color="666666"/>
+            </w:tcBorders>
+          </w:tcPr>
+          <w:p>
+            <w:pPr>
+              <w:ind w:left="3"/>
+              <w:rPr>
+                <w:rFonts w:ascii="Arial" w:hAnsi="Arial" w:cs="Arial"/>
+                <w:b/>
+                <w:bCs/>
+                <w:sz w:val="21"/>
+                <w:szCs w:val="21"/>
+              </w:rPr>
+            </w:pPr>
+            <w:r>
+              <w:rPr>
+                <w:rFonts w:ascii="Arial" w:hAnsi="Arial" w:cs="Arial"/>
+                <w:b/>
+                <w:bCs/>
+                <w:sz w:val="21"/>
+                <w:szCs w:val="21"/>
+              </w:rPr>
+              <w:t>In-Line Comments</w:t>
+            </w:r>
+          </w:p>
+        </w:tc>
+        <w:tc>
+          <w:tcPr>
+            <w:tcW w:w="7603" w:type="dxa"/>
+            <w:tcBorders>
+              <w:top w:val="single" w:sz="6" w:space="0" w:color="666666"/>
+              <w:left w:val="single" w:sz="6" w:space="0" w:color="666666"/>
+              <w:bottom w:val="single" w:sz="6" w:space="0" w:color="666666"/>
+              <w:right w:val="single" w:sz="6" w:space="0" w:color="666666"/>
+            </w:tcBorders>
+          </w:tcPr>
+          <w:p>
+            <w:pPr>
+              <w:spacing w:line="240" w:lineRule="auto"/>
+              <w:rPr>
+                <w:rFonts w:ascii="Arial" w:eastAsia="Times New Roman" w:hAnsi="Arial" w:cs="Arial"/>
+                <w:sz w:val="21"/>
+                <w:szCs w:val="21"/>
+              </w:rPr>
+            </w:pPr>
+            <w:r>
+              <w:rPr>
+                <w:rFonts w:ascii="Arial" w:hAnsi="Arial" w:cs="Arial"/>
+                <w:sz w:val="21"/>
+                <w:szCs w:val="21"/>
+              </w:rPr>
+              <w:t>Inline file comments of the box will be migrated to the destination cloud. All the file comments will preserve in the CSV formatted file in the destination.</w:t>
+            </w:r>
+          </w:p>
+        </w:tc>
+      </w:tr>
+      <w:tr>
+        <w:trPr>
+          <w:trHeight w:val="390"/>
+        </w:trPr>
+        <w:tc>
+          <w:tcPr>
+            <w:tcW w:w="3118" w:type="dxa"/>
+            <w:tcBorders>
+              <w:top w:val="single" w:sz="6" w:space="0" w:color="666666"/>
+              <w:left w:val="single" w:sz="6" w:space="0" w:color="666666"/>
+              <w:bottom w:val="single" w:sz="6" w:space="0" w:color="666666"/>
+              <w:right w:val="single" w:sz="6" w:space="0" w:color="666666"/>
+            </w:tcBorders>
+          </w:tcPr>
+          <w:p>
+            <w:pPr>
+              <w:ind w:left="3"/>
+              <w:rPr>
+                <w:rFonts w:ascii="Arial" w:hAnsi="Arial" w:cs="Arial"/>
+                <w:b/>
+                <w:bCs/>
+                <w:sz w:val="21"/>
+                <w:szCs w:val="21"/>
+              </w:rPr>
+            </w:pPr>
+            <w:r>
+              <w:rPr>
+                <w:rFonts w:ascii="Arial" w:hAnsi="Arial" w:cs="Arial"/>
+                <w:b/>
+                <w:bCs/>
+                <w:sz w:val="21"/>
+                <w:szCs w:val="21"/>
+              </w:rPr>
+              <w:t>Long Folder Path</w:t>
+            </w:r>
+          </w:p>
+        </w:tc>
+        <w:tc>
+          <w:tcPr>
+            <w:tcW w:w="7603" w:type="dxa"/>
+            <w:tcBorders>
+              <w:top w:val="single" w:sz="6" w:space="0" w:color="666666"/>
+              <w:left w:val="single" w:sz="6" w:space="0" w:color="666666"/>
+              <w:bottom w:val="single" w:sz="6" w:space="0" w:color="666666"/>
+              <w:right w:val="single" w:sz="6" w:space="0" w:color="666666"/>
+            </w:tcBorders>
+          </w:tcPr>
+          <w:p>
+            <w:pPr>
+              <w:spacing w:line="240" w:lineRule="auto"/>
+              <w:rPr>
+                <w:rFonts w:ascii="Arial" w:eastAsia="Times New Roman" w:hAnsi="Arial" w:cs="Arial"/>
+                <w:sz w:val="21"/>
+                <w:szCs w:val="21"/>
+              </w:rPr>
+            </w:pPr>
+            <w:r>
+              <w:rPr>
+                <w:rFonts w:ascii="Arial" w:hAnsi="Arial" w:cs="Arial"/>
+                <w:sz w:val="21"/>
+                <w:szCs w:val="21"/>
+              </w:rPr>
+              <w:t>If the destination cloud has a long folder path limitation, the system automatically adjusts the destination's path as per the limitation.</w:t>
+            </w:r>
+          </w:p>
+          <w:p>
+            <w:pPr>
+              <w:rPr>
+                <w:rFonts w:ascii="Arial" w:hAnsi="Arial" w:cs="Arial"/>
+                <w:sz w:val="21"/>
+                <w:szCs w:val="21"/>
+              </w:rPr>
+            </w:pPr>
+          </w:p>
+        </w:tc>
+      </w:tr>
+      <w:tr>
+        <w:trPr>
+          <w:trHeight w:val="916"/>
+        </w:trPr>
+        <w:tc>
+          <w:tcPr>
+            <w:tcW w:w="3118" w:type="dxa"/>
+            <w:tcBorders>
+              <w:top w:val="single" w:sz="6" w:space="0" w:color="666666"/>
+              <w:left w:val="single" w:sz="6" w:space="0" w:color="666666"/>
+              <w:bottom w:val="single" w:sz="6" w:space="0" w:color="666666"/>
+              <w:right w:val="single" w:sz="6" w:space="0" w:color="666666"/>
+            </w:tcBorders>
+          </w:tcPr>
+          <w:p>
+            <w:pPr>
+              <w:ind w:left="3"/>
+              <w:rPr>
+                <w:rFonts w:ascii="Arial" w:hAnsi="Arial" w:cs="Arial"/>
+                <w:b/>
+                <w:bCs/>
+                <w:sz w:val="21"/>
+                <w:szCs w:val="21"/>
+              </w:rPr>
+            </w:pPr>
+            <w:r>
+              <w:rPr>
+                <w:rFonts w:ascii="Arial" w:hAnsi="Arial" w:cs="Arial"/>
+                <w:b/>
+                <w:bCs/>
+                <w:sz w:val="21"/>
+                <w:szCs w:val="21"/>
+              </w:rPr>
+              <w:t>Special Character Replacement</w:t>
+            </w:r>
+          </w:p>
+        </w:tc>
+        <w:tc>
+          <w:tcPr>
+            <w:tcW w:w="7603" w:type="dxa"/>
+            <w:tcBorders>
+              <w:top w:val="single" w:sz="6" w:space="0" w:color="666666"/>
+              <w:left w:val="single" w:sz="6" w:space="0" w:color="666666"/>
+              <w:bottom w:val="single" w:sz="6" w:space="0" w:color="666666"/>
+              <w:right w:val="single" w:sz="6" w:space="0" w:color="666666"/>
+            </w:tcBorders>
+          </w:tcPr>
+          <w:p>
+            <w:pPr>
+              <w:spacing w:line="240" w:lineRule="auto"/>
+              <w:rPr>
+                <w:rFonts w:ascii="Arial" w:hAnsi="Arial" w:cs="Arial"/>
+                <w:sz w:val="21"/>
+                <w:szCs w:val="21"/>
+              </w:rPr>
+            </w:pPr>
+            <w:r>
+              <w:rPr>
+                <w:rFonts w:ascii="Arial" w:hAnsi="Arial" w:cs="Arial"/>
+                <w:sz w:val="21"/>
+                <w:szCs w:val="21"/>
+              </w:rPr>
+              <w:t>Special characters not supported by the destination cloud will be automatically replaced with underscores (_) or hyphens (-). This ensures that the integrity of the data is maintained during the migration process.</w:t>
+            </w:r>
+          </w:p>
+        </w:tc>
+      </w:tr>
+      <w:tr>
+        <w:trPr>
+          <w:trHeight w:val="889"/>
+        </w:trPr>
+        <w:tc>
+          <w:tcPr>
+            <w:tcW w:w="3118" w:type="dxa"/>
+            <w:tcBorders>
+              <w:top w:val="single" w:sz="6" w:space="0" w:color="666666"/>
+              <w:left w:val="single" w:sz="6" w:space="0" w:color="666666"/>
+              <w:bottom w:val="single" w:sz="6" w:space="0" w:color="666666"/>
+              <w:right w:val="single" w:sz="6" w:space="0" w:color="666666"/>
+            </w:tcBorders>
+          </w:tcPr>
+          <w:p>
+            <w:pPr>
+              <w:rPr>
+                <w:rFonts w:ascii="Arial" w:hAnsi="Arial" w:cs="Arial"/>
+                <w:b/>
+                <w:bCs/>
+                <w:sz w:val="21"/>
+                <w:szCs w:val="21"/>
+              </w:rPr>
+            </w:pPr>
+            <w:r>
+              <w:rPr>
+                <w:rFonts w:ascii="Arial" w:hAnsi="Arial" w:cs="Arial"/>
+                <w:b/>
+                <w:bCs/>
+                <w:sz w:val="21"/>
+                <w:szCs w:val="21"/>
+              </w:rPr>
+              <w:t>Embedded Links</w:t>
+            </w:r>
+          </w:p>
+        </w:tc>
+        <w:tc>
+          <w:tcPr>
+            <w:tcW w:w="7603" w:type="dxa"/>
+            <w:tcBorders>
+              <w:top w:val="single" w:sz="6" w:space="0" w:color="666666"/>
+              <w:left w:val="single" w:sz="6" w:space="0" w:color="666666"/>
+              <w:bottom w:val="single" w:sz="6" w:space="0" w:color="666666"/>
+              <w:right w:val="single" w:sz="6" w:space="0" w:color="666666"/>
+            </w:tcBorders>
+          </w:tcPr>
+          <w:p>
+            <w:pPr>
+              <w:spacing w:line="240" w:lineRule="auto"/>
+              <w:rPr>
+                <w:rFonts w:ascii="Arial" w:hAnsi="Arial" w:cs="Arial"/>
+                <w:sz w:val="21"/>
+                <w:szCs w:val="21"/>
+              </w:rPr>
+            </w:pPr>
+            <w:r>
+              <w:rPr>
+                <w:rFonts w:ascii="Arial" w:hAnsi="Arial" w:cs="Arial"/>
+                <w:sz w:val="21"/>
+                <w:szCs w:val="21"/>
+              </w:rPr>
+              <w:t>The system retains the addresses of links present within a file, which point to other files in the cloud. These links' addresses will be transformed into appropriate destination formats during Migration.</w:t>
+            </w:r>
+          </w:p>
+        </w:tc>
+      </w:tr>
+      <w:tr>
+        <w:trPr>
+          <w:trHeight w:val="390"/>
+        </w:trPr>
+        <w:tc>
+          <w:tcPr>
+            <w:tcW w:w="3118" w:type="dxa"/>
+            <w:tcBorders>
+              <w:top w:val="single" w:sz="6" w:space="0" w:color="666666"/>
+              <w:left w:val="single" w:sz="6" w:space="0" w:color="666666"/>
+              <w:bottom w:val="single" w:sz="6" w:space="0" w:color="666666"/>
+              <w:right w:val="single" w:sz="6" w:space="0" w:color="666666"/>
+            </w:tcBorders>
+          </w:tcPr>
+          <w:p>
+            <w:pPr>
+              <w:ind w:left="3"/>
+              <w:rPr>
+                <w:rFonts w:ascii="Arial" w:hAnsi="Arial" w:cs="Arial"/>
+                <w:b/>
+                <w:bCs/>
+                <w:sz w:val="21"/>
+                <w:szCs w:val="21"/>
+              </w:rPr>
+            </w:pPr>
+            <w:r>
+              <w:rPr>
+                <w:rFonts w:ascii="Arial" w:hAnsi="Arial" w:cs="Arial"/>
+                <w:b/>
+                <w:bCs/>
                 <w:sz w:val="21"/>
                 <w:szCs w:val="21"/>
               </w:rPr>
               <w:lastRenderedPageBreak/>
-              <w:t>Auto-Retry</w:t>
+              <w:t>Supressing email notifications</w:t>
             </w:r>
           </w:p>
         </w:tc>
@@ -1249,19 +1294,95 @@
           </w:tcPr>
           <w:p>
             <w:pPr>
-              <w:rPr>
-                <w:rFonts w:ascii="Arial" w:hAnsi="Arial" w:cs="Arial"/>
-                <w:sz w:val="21"/>
-                <w:szCs w:val="21"/>
-              </w:rPr>
-            </w:pPr>
-            <w:r>
-              <w:rPr>
-                <w:rFonts w:ascii="Arial" w:eastAsia="Arial" w:hAnsi="Arial" w:cs="Arial"/>
-                <w:sz w:val="21"/>
-                <w:szCs w:val="21"/>
-              </w:rPr>
-              <w:t>While doing migration if any file or folder went into error, our system retries automatically</w:t>
+              <w:spacing w:line="240" w:lineRule="auto"/>
+              <w:rPr>
+                <w:rFonts w:ascii="Arial" w:hAnsi="Arial" w:cs="Arial"/>
+                <w:sz w:val="21"/>
+                <w:szCs w:val="21"/>
+              </w:rPr>
+            </w:pPr>
+            <w:r>
+              <w:rPr>
+                <w:rFonts w:ascii="Arial" w:hAnsi="Arial" w:cs="Arial"/>
+                <w:sz w:val="21"/>
+                <w:szCs w:val="21"/>
+              </w:rPr>
+              <w:t>The system will automatically prevent the generation of email notifications for collaborations on folders/files originating from the destination cloud.</w:t>
+            </w:r>
+            <w:r>
+              <w:rPr>
+                <w:rFonts w:ascii="Arial" w:hAnsi="Arial" w:cs="Arial"/>
+                <w:sz w:val="21"/>
+                <w:szCs w:val="21"/>
+              </w:rPr>
+              <w:br/>
+            </w:r>
+          </w:p>
+        </w:tc>
+      </w:tr>
+      <w:tr>
+        <w:trPr>
+          <w:trHeight w:val="390"/>
+        </w:trPr>
+        <w:tc>
+          <w:tcPr>
+            <w:tcW w:w="3118" w:type="dxa"/>
+            <w:tcBorders>
+              <w:top w:val="single" w:sz="6" w:space="0" w:color="666666"/>
+              <w:left w:val="single" w:sz="6" w:space="0" w:color="666666"/>
+              <w:bottom w:val="single" w:sz="6" w:space="0" w:color="666666"/>
+              <w:right w:val="single" w:sz="6" w:space="0" w:color="666666"/>
+            </w:tcBorders>
+          </w:tcPr>
+          <w:p>
+            <w:pPr>
+              <w:ind w:left="3"/>
+              <w:rPr>
+                <w:rFonts w:ascii="Arial" w:hAnsi="Arial" w:cs="Arial"/>
+                <w:b/>
+                <w:bCs/>
+                <w:sz w:val="21"/>
+                <w:szCs w:val="21"/>
+              </w:rPr>
+            </w:pPr>
+            <w:r>
+              <w:rPr>
+                <w:rFonts w:ascii="Arial" w:hAnsi="Arial" w:cs="Arial"/>
+                <w:b/>
+                <w:bCs/>
+                <w:sz w:val="21"/>
+                <w:szCs w:val="21"/>
+              </w:rPr>
+              <w:t>Box Notes Migration </w:t>
+            </w:r>
+          </w:p>
+        </w:tc>
+        <w:tc>
+          <w:tcPr>
+            <w:tcW w:w="7603" w:type="dxa"/>
+            <w:tcBorders>
+              <w:top w:val="single" w:sz="6" w:space="0" w:color="666666"/>
+              <w:left w:val="single" w:sz="6" w:space="0" w:color="666666"/>
+              <w:bottom w:val="single" w:sz="6" w:space="0" w:color="666666"/>
+              <w:right w:val="single" w:sz="6" w:space="0" w:color="666666"/>
+            </w:tcBorders>
+          </w:tcPr>
+          <w:p>
+            <w:pPr>
+              <w:spacing w:line="240" w:lineRule="auto"/>
+              <w:rPr>
+                <w:rFonts w:ascii="Arial" w:hAnsi="Arial" w:cs="Arial"/>
+                <w:sz w:val="21"/>
+                <w:szCs w:val="21"/>
+              </w:rPr>
+            </w:pPr>
+            <w:r>
+              <w:rPr>
+                <w:rFonts w:ascii="Arial" w:hAnsi="Arial" w:cs="Arial"/>
+                <w:sz w:val="21"/>
+                <w:szCs w:val="21"/>
+              </w:rPr>
+              <w:t>Migration of Box Notes files in the .DOCX format to the destination cloud.  </w:t>
             </w:r>
           </w:p>
         </w:tc>
@@ -1689,7 +1810,6 @@
   <w:style w:type="character" w:default="1" w:styleId="DefaultParagraphFont">
     <w:name w:val="Default Paragraph Font"/>
     <w:uiPriority w:val="1"/>
-    <w:semiHidden/>
     <w:unhideWhenUsed/>
   </w:style>
   <w:style w:type="table" w:default="1" w:styleId="TableNormal">
@@ -2043,4 +2163,16 @@
     </a:ext>
   </a:extLst>
 </a:theme>
+</file>
+
+<file path=customXml/item1.xml><?xml version="1.0" encoding="utf-8"?>
+<b:Sources xmlns:b="http://schemas.openxmlformats.org/officeDocument/2006/bibliography" xmlns="http://schemas.openxmlformats.org/officeDocument/2006/bibliography" SelectedStyle="\APASixthEditionOfficeOnline.xsl" StyleName="APA" Version="6"/>
+</file>
+
+<file path=customXml/itemProps1.xml><?xml version="1.0" encoding="utf-8"?>
+<ds:datastoreItem xmlns:ds="http://schemas.openxmlformats.org/officeDocument/2006/customXml" ds:itemID="{1C75B629-2CAD-4C77-AD04-2A7B54EFCF38}">
+  <ds:schemaRefs>
+    <ds:schemaRef ds:uri="http://schemas.openxmlformats.org/officeDocument/2006/bibliography"/>
+  </ds:schemaRefs>
+</ds:datastoreItem>
 </file>
--- a/backend-exhibits/Box to OneDrive Advanced Plan - Advanced Include.docx
+++ b/backend-exhibits/Box to OneDrive Advanced Plan - Advanced Include.docx
@@ -45,14 +45,14 @@
               <w:ind w:left="52"/>
               <w:jc w:val="center"/>
               <w:rPr>
-                <w:rFonts w:ascii="Arial" w:hAnsi="Arial" w:cs="Arial"/>
-                <w:sz w:val="21"/>
-                <w:szCs w:val="21"/>
-              </w:rPr>
-            </w:pPr>
-            <w:r>
-              <w:rPr>
-                <w:rFonts w:ascii="Arial" w:eastAsia="Arial" w:hAnsi="Arial" w:cs="Arial"/>
+                <w:rFonts w:ascii="Arial" w:hAnsi="Arial" w:cs="Arial" w:eastAsia="Arial"/>
+                <w:sz w:val="21"/>
+                <w:szCs w:val="21"/>
+              </w:rPr>
+            </w:pPr>
+            <w:r>
+              <w:rPr>
+                <w:rFonts w:ascii="Arial" w:hAnsi="Arial" w:cs="Arial" w:eastAsia="Arial"/>
                 <w:b/>
                 <w:sz w:val="21"/>
                 <w:szCs w:val="21"/>
@@ -80,14 +80,14 @@
             <w:pPr>
               <w:ind w:left="3"/>
               <w:rPr>
-                <w:rFonts w:ascii="Arial" w:hAnsi="Arial" w:cs="Arial"/>
-                <w:sz w:val="21"/>
-                <w:szCs w:val="21"/>
-              </w:rPr>
-            </w:pPr>
-            <w:r>
-              <w:rPr>
-                <w:rFonts w:ascii="Arial" w:eastAsia="Arial" w:hAnsi="Arial" w:cs="Arial"/>
+                <w:rFonts w:ascii="Arial" w:hAnsi="Arial" w:cs="Arial" w:eastAsia="Arial"/>
+                <w:sz w:val="21"/>
+                <w:szCs w:val="21"/>
+              </w:rPr>
+            </w:pPr>
+            <w:r>
+              <w:rPr>
+                <w:rFonts w:ascii="Arial" w:hAnsi="Arial" w:cs="Arial" w:eastAsia="Arial"/>
                 <w:b/>
                 <w:sz w:val="21"/>
                 <w:szCs w:val="21"/>
@@ -99,14 +99,14 @@
             <w:pPr>
               <w:ind w:left="3"/>
               <w:rPr>
-                <w:rFonts w:ascii="Arial" w:hAnsi="Arial" w:cs="Arial"/>
-                <w:sz w:val="21"/>
-                <w:szCs w:val="21"/>
-              </w:rPr>
-            </w:pPr>
-            <w:r>
-              <w:rPr>
-                <w:rFonts w:ascii="Arial" w:eastAsia="Arial" w:hAnsi="Arial" w:cs="Arial"/>
+                <w:rFonts w:ascii="Arial" w:hAnsi="Arial" w:cs="Arial" w:eastAsia="Arial"/>
+                <w:sz w:val="21"/>
+                <w:szCs w:val="21"/>
+              </w:rPr>
+            </w:pPr>
+            <w:r>
+              <w:rPr>
+                <w:rFonts w:ascii="Arial" w:hAnsi="Arial" w:cs="Arial" w:eastAsia="Arial"/>
                 <w:b/>
                 <w:sz w:val="21"/>
                 <w:szCs w:val="21"/>
@@ -128,7 +128,7 @@
           <w:p>
             <w:pPr>
               <w:rPr>
-                <w:rFonts w:ascii="Arial" w:hAnsi="Arial" w:cs="Arial"/>
+                <w:rFonts w:ascii="Arial" w:hAnsi="Arial" w:cs="Arial" w:eastAsia="Arial"/>
                 <w:sz w:val="21"/>
                 <w:szCs w:val="21"/>
               </w:rPr>
@@ -136,7 +136,7 @@
             <w:proofErr w:type="spellStart"/>
             <w:r>
               <w:rPr>
-                <w:rFonts w:ascii="Arial" w:eastAsia="Arial" w:hAnsi="Arial" w:cs="Arial"/>
+                <w:rFonts w:ascii="Arial" w:hAnsi="Arial" w:cs="Arial" w:eastAsia="Arial"/>
                 <w:sz w:val="21"/>
                 <w:szCs w:val="21"/>
               </w:rPr>
@@ -145,7 +145,7 @@
             <w:proofErr w:type="spellEnd"/>
             <w:r>
               <w:rPr>
-                <w:rFonts w:ascii="Arial" w:eastAsia="Arial" w:hAnsi="Arial" w:cs="Arial"/>
+                <w:rFonts w:ascii="Arial" w:hAnsi="Arial" w:cs="Arial" w:eastAsia="Arial"/>
                 <w:sz w:val="21"/>
                 <w:szCs w:val="21"/>
               </w:rPr>
@@ -155,14 +155,14 @@
           <w:p>
             <w:pPr>
               <w:rPr>
-                <w:rFonts w:ascii="Arial" w:hAnsi="Arial" w:cs="Arial"/>
-                <w:sz w:val="21"/>
-                <w:szCs w:val="21"/>
-              </w:rPr>
-            </w:pPr>
-            <w:r>
-              <w:rPr>
-                <w:rFonts w:ascii="Arial" w:eastAsia="Arial" w:hAnsi="Arial" w:cs="Arial"/>
+                <w:rFonts w:ascii="Arial" w:hAnsi="Arial" w:cs="Arial" w:eastAsia="Arial"/>
+                <w:sz w:val="21"/>
+                <w:szCs w:val="21"/>
+              </w:rPr>
+            </w:pPr>
+            <w:r>
+              <w:rPr>
+                <w:rFonts w:ascii="Arial" w:hAnsi="Arial" w:cs="Arial" w:eastAsia="Arial"/>
                 <w:sz w:val="21"/>
                 <w:szCs w:val="21"/>
               </w:rPr>
@@ -170,7 +170,7 @@
             </w:r>
             <w:r>
               <w:rPr>
-                <w:rFonts w:ascii="Arial" w:eastAsia="Times New Roman" w:hAnsi="Arial" w:cs="Arial"/>
+                <w:rFonts w:ascii="Arial" w:hAnsi="Arial" w:cs="Arial" w:eastAsia="Arial"/>
                 <w:sz w:val="21"/>
                 <w:szCs w:val="21"/>
               </w:rPr>
@@ -197,14 +197,14 @@
             <w:pPr>
               <w:ind w:left="3"/>
               <w:rPr>
-                <w:rFonts w:ascii="Arial" w:hAnsi="Arial" w:cs="Arial"/>
-                <w:sz w:val="21"/>
-                <w:szCs w:val="21"/>
-              </w:rPr>
-            </w:pPr>
-            <w:r>
-              <w:rPr>
-                <w:rFonts w:ascii="Arial" w:eastAsia="Arial" w:hAnsi="Arial" w:cs="Arial"/>
+                <w:rFonts w:ascii="Arial" w:hAnsi="Arial" w:cs="Arial" w:eastAsia="Arial"/>
+                <w:sz w:val="21"/>
+                <w:szCs w:val="21"/>
+              </w:rPr>
+            </w:pPr>
+            <w:r>
+              <w:rPr>
+                <w:rFonts w:ascii="Arial" w:hAnsi="Arial" w:cs="Arial" w:eastAsia="Arial"/>
                 <w:b/>
                 <w:sz w:val="21"/>
                 <w:szCs w:val="21"/>
@@ -226,14 +226,14 @@
           <w:p>
             <w:pPr>
               <w:rPr>
-                <w:rFonts w:ascii="Arial" w:hAnsi="Arial" w:cs="Arial"/>
-                <w:sz w:val="21"/>
-                <w:szCs w:val="21"/>
-              </w:rPr>
-            </w:pPr>
-            <w:r>
-              <w:rPr>
-                <w:rFonts w:ascii="Arial" w:eastAsia="Arial" w:hAnsi="Arial" w:cs="Arial"/>
+                <w:rFonts w:ascii="Arial" w:hAnsi="Arial" w:cs="Arial" w:eastAsia="Arial"/>
+                <w:sz w:val="21"/>
+                <w:szCs w:val="21"/>
+              </w:rPr>
+            </w:pPr>
+            <w:r>
+              <w:rPr>
+                <w:rFonts w:ascii="Arial" w:hAnsi="Arial" w:cs="Arial" w:eastAsia="Arial"/>
                 <w:sz w:val="21"/>
                 <w:szCs w:val="21"/>
               </w:rPr>
@@ -260,14 +260,14 @@
             <w:pPr>
               <w:ind w:left="3"/>
               <w:rPr>
-                <w:rFonts w:ascii="Arial" w:hAnsi="Arial" w:cs="Arial"/>
-                <w:sz w:val="21"/>
-                <w:szCs w:val="21"/>
-              </w:rPr>
-            </w:pPr>
-            <w:r>
-              <w:rPr>
-                <w:rFonts w:ascii="Arial" w:eastAsia="Arial" w:hAnsi="Arial" w:cs="Arial"/>
+                <w:rFonts w:ascii="Arial" w:hAnsi="Arial" w:cs="Arial" w:eastAsia="Arial"/>
+                <w:sz w:val="21"/>
+                <w:szCs w:val="21"/>
+              </w:rPr>
+            </w:pPr>
+            <w:r>
+              <w:rPr>
+                <w:rFonts w:ascii="Arial" w:hAnsi="Arial" w:cs="Arial" w:eastAsia="Arial"/>
                 <w:b/>
                 <w:sz w:val="21"/>
                 <w:szCs w:val="21"/>
@@ -289,7 +289,7 @@
           <w:p>
             <w:pPr>
               <w:rPr>
-                <w:rFonts w:ascii="Arial" w:hAnsi="Arial" w:cs="Arial"/>
+                <w:rFonts w:ascii="Arial" w:hAnsi="Arial" w:cs="Arial" w:eastAsia="Arial"/>
                 <w:sz w:val="21"/>
                 <w:szCs w:val="21"/>
               </w:rPr>
@@ -297,7 +297,7 @@
             <w:proofErr w:type="spellStart"/>
             <w:r>
               <w:rPr>
-                <w:rFonts w:ascii="Arial" w:eastAsia="Arial" w:hAnsi="Arial" w:cs="Arial"/>
+                <w:rFonts w:ascii="Arial" w:hAnsi="Arial" w:cs="Arial" w:eastAsia="Arial"/>
                 <w:sz w:val="21"/>
                 <w:szCs w:val="21"/>
               </w:rPr>
@@ -306,7 +306,7 @@
             <w:proofErr w:type="spellEnd"/>
             <w:r>
               <w:rPr>
-                <w:rFonts w:ascii="Arial" w:eastAsia="Arial" w:hAnsi="Arial" w:cs="Arial"/>
+                <w:rFonts w:ascii="Arial" w:hAnsi="Arial" w:cs="Arial" w:eastAsia="Arial"/>
                 <w:sz w:val="21"/>
                 <w:szCs w:val="21"/>
               </w:rPr>
@@ -333,14 +333,14 @@
             <w:pPr>
               <w:ind w:left="3"/>
               <w:rPr>
-                <w:rFonts w:ascii="Arial" w:hAnsi="Arial" w:cs="Arial"/>
-                <w:sz w:val="21"/>
-                <w:szCs w:val="21"/>
-              </w:rPr>
-            </w:pPr>
-            <w:r>
-              <w:rPr>
-                <w:rFonts w:ascii="Arial" w:eastAsia="Arial" w:hAnsi="Arial" w:cs="Arial"/>
+                <w:rFonts w:ascii="Arial" w:hAnsi="Arial" w:cs="Arial" w:eastAsia="Arial"/>
+                <w:sz w:val="21"/>
+                <w:szCs w:val="21"/>
+              </w:rPr>
+            </w:pPr>
+            <w:r>
+              <w:rPr>
+                <w:rFonts w:ascii="Arial" w:hAnsi="Arial" w:cs="Arial" w:eastAsia="Arial"/>
                 <w:b/>
                 <w:sz w:val="21"/>
                 <w:szCs w:val="21"/>
@@ -362,7 +362,7 @@
           <w:p>
             <w:pPr>
               <w:rPr>
-                <w:rFonts w:ascii="Arial" w:hAnsi="Arial" w:cs="Arial"/>
+                <w:rFonts w:ascii="Arial" w:hAnsi="Arial" w:cs="Arial" w:eastAsia="Arial"/>
                 <w:sz w:val="21"/>
                 <w:szCs w:val="21"/>
               </w:rPr>
@@ -370,7 +370,7 @@
             <w:proofErr w:type="spellStart"/>
             <w:r>
               <w:rPr>
-                <w:rFonts w:ascii="Arial" w:eastAsia="Arial" w:hAnsi="Arial" w:cs="Arial"/>
+                <w:rFonts w:ascii="Arial" w:hAnsi="Arial" w:cs="Arial" w:eastAsia="Arial"/>
                 <w:sz w:val="21"/>
                 <w:szCs w:val="21"/>
               </w:rPr>
@@ -379,7 +379,7 @@
             <w:proofErr w:type="spellEnd"/>
             <w:r>
               <w:rPr>
-                <w:rFonts w:ascii="Arial" w:eastAsia="Arial" w:hAnsi="Arial" w:cs="Arial"/>
+                <w:rFonts w:ascii="Arial" w:hAnsi="Arial" w:cs="Arial" w:eastAsia="Arial"/>
                 <w:sz w:val="21"/>
                 <w:szCs w:val="21"/>
               </w:rPr>
@@ -406,14 +406,14 @@
             <w:pPr>
               <w:ind w:left="3"/>
               <w:rPr>
-                <w:rFonts w:ascii="Arial" w:hAnsi="Arial" w:cs="Arial"/>
-                <w:sz w:val="21"/>
-                <w:szCs w:val="21"/>
-              </w:rPr>
-            </w:pPr>
-            <w:r>
-              <w:rPr>
-                <w:rFonts w:ascii="Arial" w:eastAsia="Arial" w:hAnsi="Arial" w:cs="Arial"/>
+                <w:rFonts w:ascii="Arial" w:hAnsi="Arial" w:cs="Arial" w:eastAsia="Arial"/>
+                <w:sz w:val="21"/>
+                <w:szCs w:val="21"/>
+              </w:rPr>
+            </w:pPr>
+            <w:r>
+              <w:rPr>
+                <w:rFonts w:ascii="Arial" w:hAnsi="Arial" w:cs="Arial" w:eastAsia="Arial"/>
                 <w:b/>
                 <w:sz w:val="21"/>
                 <w:szCs w:val="21"/>
@@ -435,7 +435,7 @@
           <w:p>
             <w:pPr>
               <w:rPr>
-                <w:rFonts w:ascii="Arial" w:hAnsi="Arial" w:cs="Arial"/>
+                <w:rFonts w:ascii="Arial" w:hAnsi="Arial" w:cs="Arial" w:eastAsia="Arial"/>
                 <w:sz w:val="21"/>
                 <w:szCs w:val="21"/>
               </w:rPr>
@@ -443,7 +443,7 @@
             <w:proofErr w:type="spellStart"/>
             <w:r>
               <w:rPr>
-                <w:rFonts w:ascii="Arial" w:eastAsia="Arial" w:hAnsi="Arial" w:cs="Arial"/>
+                <w:rFonts w:ascii="Arial" w:hAnsi="Arial" w:cs="Arial" w:eastAsia="Arial"/>
                 <w:sz w:val="21"/>
                 <w:szCs w:val="21"/>
               </w:rPr>
@@ -452,7 +452,7 @@
             <w:proofErr w:type="spellEnd"/>
             <w:r>
               <w:rPr>
-                <w:rFonts w:ascii="Arial" w:eastAsia="Arial" w:hAnsi="Arial" w:cs="Arial"/>
+                <w:rFonts w:ascii="Arial" w:hAnsi="Arial" w:cs="Arial" w:eastAsia="Arial"/>
                 <w:sz w:val="21"/>
                 <w:szCs w:val="21"/>
               </w:rPr>
@@ -479,14 +479,14 @@
             <w:pPr>
               <w:ind w:left="3"/>
               <w:rPr>
-                <w:rFonts w:ascii="Arial" w:hAnsi="Arial" w:cs="Arial"/>
-                <w:sz w:val="21"/>
-                <w:szCs w:val="21"/>
-              </w:rPr>
-            </w:pPr>
-            <w:r>
-              <w:rPr>
-                <w:rFonts w:ascii="Arial" w:eastAsia="Arial" w:hAnsi="Arial" w:cs="Arial"/>
+                <w:rFonts w:ascii="Arial" w:hAnsi="Arial" w:cs="Arial" w:eastAsia="Arial"/>
+                <w:sz w:val="21"/>
+                <w:szCs w:val="21"/>
+              </w:rPr>
+            </w:pPr>
+            <w:r>
+              <w:rPr>
+                <w:rFonts w:ascii="Arial" w:hAnsi="Arial" w:cs="Arial" w:eastAsia="Arial"/>
                 <w:b/>
                 <w:sz w:val="21"/>
                 <w:szCs w:val="21"/>
@@ -508,7 +508,7 @@
           <w:p>
             <w:pPr>
               <w:rPr>
-                <w:rFonts w:ascii="Arial" w:hAnsi="Arial" w:cs="Arial"/>
+                <w:rFonts w:ascii="Arial" w:hAnsi="Arial" w:cs="Arial" w:eastAsia="Arial"/>
                 <w:sz w:val="21"/>
                 <w:szCs w:val="21"/>
               </w:rPr>
@@ -516,7 +516,7 @@
             <w:proofErr w:type="spellStart"/>
             <w:r>
               <w:rPr>
-                <w:rFonts w:ascii="Arial" w:eastAsia="Arial" w:hAnsi="Arial" w:cs="Arial"/>
+                <w:rFonts w:ascii="Arial" w:hAnsi="Arial" w:cs="Arial" w:eastAsia="Arial"/>
                 <w:sz w:val="21"/>
                 <w:szCs w:val="21"/>
               </w:rPr>
@@ -525,7 +525,7 @@
             <w:proofErr w:type="spellEnd"/>
             <w:r>
               <w:rPr>
-                <w:rFonts w:ascii="Arial" w:eastAsia="Arial" w:hAnsi="Arial" w:cs="Arial"/>
+                <w:rFonts w:ascii="Arial" w:hAnsi="Arial" w:cs="Arial" w:eastAsia="Arial"/>
                 <w:sz w:val="21"/>
                 <w:szCs w:val="21"/>
               </w:rPr>
@@ -552,14 +552,14 @@
             <w:pPr>
               <w:ind w:left="3"/>
               <w:rPr>
-                <w:rFonts w:ascii="Arial" w:hAnsi="Arial" w:cs="Arial"/>
-                <w:sz w:val="21"/>
-                <w:szCs w:val="21"/>
-              </w:rPr>
-            </w:pPr>
-            <w:r>
-              <w:rPr>
-                <w:rFonts w:ascii="Arial" w:eastAsia="Arial" w:hAnsi="Arial" w:cs="Arial"/>
+                <w:rFonts w:ascii="Arial" w:hAnsi="Arial" w:cs="Arial" w:eastAsia="Arial"/>
+                <w:sz w:val="21"/>
+                <w:szCs w:val="21"/>
+              </w:rPr>
+            </w:pPr>
+            <w:r>
+              <w:rPr>
+                <w:rFonts w:ascii="Arial" w:hAnsi="Arial" w:cs="Arial" w:eastAsia="Arial"/>
                 <w:b/>
                 <w:sz w:val="21"/>
                 <w:szCs w:val="21"/>
@@ -581,7 +581,7 @@
           <w:p>
             <w:pPr>
               <w:rPr>
-                <w:rFonts w:ascii="Arial" w:hAnsi="Arial" w:cs="Arial"/>
+                <w:rFonts w:ascii="Arial" w:hAnsi="Arial" w:cs="Arial" w:eastAsia="Arial"/>
                 <w:sz w:val="21"/>
                 <w:szCs w:val="21"/>
               </w:rPr>
@@ -589,7 +589,7 @@
             <w:proofErr w:type="spellStart"/>
             <w:r>
               <w:rPr>
-                <w:rFonts w:ascii="Arial" w:eastAsia="Arial" w:hAnsi="Arial" w:cs="Arial"/>
+                <w:rFonts w:ascii="Arial" w:hAnsi="Arial" w:cs="Arial" w:eastAsia="Arial"/>
                 <w:sz w:val="21"/>
                 <w:szCs w:val="21"/>
               </w:rPr>
@@ -598,7 +598,7 @@
             <w:proofErr w:type="spellEnd"/>
             <w:r>
               <w:rPr>
-                <w:rFonts w:ascii="Arial" w:eastAsia="Arial" w:hAnsi="Arial" w:cs="Arial"/>
+                <w:rFonts w:ascii="Arial" w:hAnsi="Arial" w:cs="Arial" w:eastAsia="Arial"/>
                 <w:sz w:val="21"/>
                 <w:szCs w:val="21"/>
               </w:rPr>
@@ -607,7 +607,7 @@
             <w:proofErr w:type="gramStart"/>
             <w:r>
               <w:rPr>
-                <w:rFonts w:ascii="Arial" w:eastAsia="Arial" w:hAnsi="Arial" w:cs="Arial"/>
+                <w:rFonts w:ascii="Arial" w:hAnsi="Arial" w:cs="Arial" w:eastAsia="Arial"/>
                 <w:sz w:val="21"/>
                 <w:szCs w:val="21"/>
               </w:rPr>
@@ -616,7 +616,7 @@
             <w:proofErr w:type="gramEnd"/>
             <w:r>
               <w:rPr>
-                <w:rFonts w:ascii="Arial" w:eastAsia="Arial" w:hAnsi="Arial" w:cs="Arial"/>
+                <w:rFonts w:ascii="Arial" w:hAnsi="Arial" w:cs="Arial" w:eastAsia="Arial"/>
                 <w:sz w:val="21"/>
                 <w:szCs w:val="21"/>
               </w:rPr>
@@ -643,14 +643,14 @@
             <w:pPr>
               <w:ind w:left="3"/>
               <w:rPr>
-                <w:rFonts w:ascii="Arial" w:hAnsi="Arial" w:cs="Arial"/>
-                <w:sz w:val="21"/>
-                <w:szCs w:val="21"/>
-              </w:rPr>
-            </w:pPr>
-            <w:r>
-              <w:rPr>
-                <w:rFonts w:ascii="Arial" w:eastAsia="Arial" w:hAnsi="Arial" w:cs="Arial"/>
+                <w:rFonts w:ascii="Arial" w:hAnsi="Arial" w:cs="Arial" w:eastAsia="Arial"/>
+                <w:sz w:val="21"/>
+                <w:szCs w:val="21"/>
+              </w:rPr>
+            </w:pPr>
+            <w:r>
+              <w:rPr>
+                <w:rFonts w:ascii="Arial" w:hAnsi="Arial" w:cs="Arial" w:eastAsia="Arial"/>
                 <w:b/>
                 <w:sz w:val="21"/>
                 <w:szCs w:val="21"/>
@@ -672,7 +672,7 @@
           <w:p>
             <w:pPr>
               <w:rPr>
-                <w:rFonts w:ascii="Arial" w:hAnsi="Arial" w:cs="Arial"/>
+                <w:rFonts w:ascii="Arial" w:hAnsi="Arial" w:cs="Arial" w:eastAsia="Arial"/>
                 <w:sz w:val="21"/>
                 <w:szCs w:val="21"/>
               </w:rPr>
@@ -680,7 +680,7 @@
             <w:proofErr w:type="spellStart"/>
             <w:r>
               <w:rPr>
-                <w:rFonts w:ascii="Arial" w:eastAsia="Arial" w:hAnsi="Arial" w:cs="Arial"/>
+                <w:rFonts w:ascii="Arial" w:hAnsi="Arial" w:cs="Arial" w:eastAsia="Arial"/>
                 <w:sz w:val="21"/>
                 <w:szCs w:val="21"/>
               </w:rPr>
@@ -689,7 +689,7 @@
             <w:proofErr w:type="spellEnd"/>
             <w:r>
               <w:rPr>
-                <w:rFonts w:ascii="Arial" w:eastAsia="Arial" w:hAnsi="Arial" w:cs="Arial"/>
+                <w:rFonts w:ascii="Arial" w:hAnsi="Arial" w:cs="Arial" w:eastAsia="Arial"/>
                 <w:sz w:val="21"/>
                 <w:szCs w:val="21"/>
               </w:rPr>
@@ -716,14 +716,14 @@
             <w:pPr>
               <w:ind w:left="3"/>
               <w:rPr>
-                <w:rFonts w:ascii="Arial" w:hAnsi="Arial" w:cs="Arial"/>
-                <w:sz w:val="21"/>
-                <w:szCs w:val="21"/>
-              </w:rPr>
-            </w:pPr>
-            <w:r>
-              <w:rPr>
-                <w:rFonts w:ascii="Arial" w:eastAsia="Arial" w:hAnsi="Arial" w:cs="Arial"/>
+                <w:rFonts w:ascii="Arial" w:hAnsi="Arial" w:cs="Arial" w:eastAsia="Arial"/>
+                <w:sz w:val="21"/>
+                <w:szCs w:val="21"/>
+              </w:rPr>
+            </w:pPr>
+            <w:r>
+              <w:rPr>
+                <w:rFonts w:ascii="Arial" w:hAnsi="Arial" w:cs="Arial" w:eastAsia="Arial"/>
                 <w:b/>
                 <w:sz w:val="21"/>
                 <w:szCs w:val="21"/>
@@ -745,14 +745,14 @@
           <w:p>
             <w:pPr>
               <w:rPr>
-                <w:rFonts w:ascii="Arial" w:hAnsi="Arial" w:cs="Arial"/>
-                <w:sz w:val="21"/>
-                <w:szCs w:val="21"/>
-              </w:rPr>
-            </w:pPr>
-            <w:r>
-              <w:rPr>
-                <w:rFonts w:ascii="Arial" w:eastAsia="Arial" w:hAnsi="Arial" w:cs="Arial"/>
+                <w:rFonts w:ascii="Arial" w:hAnsi="Arial" w:cs="Arial" w:eastAsia="Arial"/>
+                <w:sz w:val="21"/>
+                <w:szCs w:val="21"/>
+              </w:rPr>
+            </w:pPr>
+            <w:r>
+              <w:rPr>
+                <w:rFonts w:ascii="Arial" w:hAnsi="Arial" w:cs="Arial" w:eastAsia="Arial"/>
                 <w:sz w:val="21"/>
                 <w:szCs w:val="21"/>
               </w:rPr>
@@ -779,14 +779,14 @@
             <w:pPr>
               <w:ind w:left="3"/>
               <w:rPr>
-                <w:rFonts w:ascii="Arial" w:hAnsi="Arial" w:cs="Arial"/>
-                <w:sz w:val="21"/>
-                <w:szCs w:val="21"/>
-              </w:rPr>
-            </w:pPr>
-            <w:r>
-              <w:rPr>
-                <w:rFonts w:ascii="Arial" w:eastAsia="Arial" w:hAnsi="Arial" w:cs="Arial"/>
+                <w:rFonts w:ascii="Arial" w:hAnsi="Arial" w:cs="Arial" w:eastAsia="Arial"/>
+                <w:sz w:val="21"/>
+                <w:szCs w:val="21"/>
+              </w:rPr>
+            </w:pPr>
+            <w:r>
+              <w:rPr>
+                <w:rFonts w:ascii="Arial" w:hAnsi="Arial" w:cs="Arial" w:eastAsia="Arial"/>
                 <w:b/>
                 <w:sz w:val="21"/>
                 <w:szCs w:val="21"/>
@@ -808,14 +808,14 @@
           <w:p>
             <w:pPr>
               <w:rPr>
-                <w:rFonts w:ascii="Arial" w:hAnsi="Arial" w:cs="Arial"/>
-                <w:sz w:val="21"/>
-                <w:szCs w:val="21"/>
-              </w:rPr>
-            </w:pPr>
-            <w:r>
-              <w:rPr>
-                <w:rFonts w:ascii="Arial" w:eastAsia="Arial" w:hAnsi="Arial" w:cs="Arial"/>
+                <w:rFonts w:ascii="Arial" w:hAnsi="Arial" w:cs="Arial" w:eastAsia="Arial"/>
+                <w:sz w:val="21"/>
+                <w:szCs w:val="21"/>
+              </w:rPr>
+            </w:pPr>
+            <w:r>
+              <w:rPr>
+                <w:rFonts w:ascii="Arial" w:hAnsi="Arial" w:cs="Arial" w:eastAsia="Arial"/>
                 <w:sz w:val="21"/>
                 <w:szCs w:val="21"/>
               </w:rPr>
@@ -842,14 +842,14 @@
             <w:pPr>
               <w:ind w:left="3"/>
               <w:rPr>
-                <w:rFonts w:ascii="Arial" w:hAnsi="Arial" w:cs="Arial"/>
-                <w:sz w:val="21"/>
-                <w:szCs w:val="21"/>
-              </w:rPr>
-            </w:pPr>
-            <w:r>
-              <w:rPr>
-                <w:rFonts w:ascii="Arial" w:eastAsia="Arial" w:hAnsi="Arial" w:cs="Arial"/>
+                <w:rFonts w:ascii="Arial" w:hAnsi="Arial" w:cs="Arial" w:eastAsia="Arial"/>
+                <w:sz w:val="21"/>
+                <w:szCs w:val="21"/>
+              </w:rPr>
+            </w:pPr>
+            <w:r>
+              <w:rPr>
+                <w:rFonts w:ascii="Arial" w:hAnsi="Arial" w:cs="Arial" w:eastAsia="Arial"/>
                 <w:b/>
                 <w:sz w:val="21"/>
                 <w:szCs w:val="21"/>
@@ -871,14 +871,14 @@
           <w:p>
             <w:pPr>
               <w:rPr>
-                <w:rFonts w:ascii="Arial" w:hAnsi="Arial" w:cs="Arial"/>
-                <w:sz w:val="21"/>
-                <w:szCs w:val="21"/>
-              </w:rPr>
-            </w:pPr>
-            <w:r>
-              <w:rPr>
-                <w:rFonts w:ascii="Arial" w:eastAsia="Arial" w:hAnsi="Arial" w:cs="Arial"/>
+                <w:rFonts w:ascii="Arial" w:hAnsi="Arial" w:cs="Arial" w:eastAsia="Arial"/>
+                <w:sz w:val="21"/>
+                <w:szCs w:val="21"/>
+              </w:rPr>
+            </w:pPr>
+            <w:r>
+              <w:rPr>
+                <w:rFonts w:ascii="Arial" w:hAnsi="Arial" w:cs="Arial" w:eastAsia="Arial"/>
                 <w:sz w:val="21"/>
                 <w:szCs w:val="21"/>
               </w:rPr>
@@ -905,14 +905,14 @@
             <w:pPr>
               <w:ind w:left="3"/>
               <w:rPr>
-                <w:rFonts w:ascii="Arial" w:hAnsi="Arial" w:cs="Arial"/>
-                <w:sz w:val="21"/>
-                <w:szCs w:val="21"/>
-              </w:rPr>
-            </w:pPr>
-            <w:r>
-              <w:rPr>
-                <w:rFonts w:ascii="Arial" w:eastAsia="Arial" w:hAnsi="Arial" w:cs="Arial"/>
+                <w:rFonts w:ascii="Arial" w:hAnsi="Arial" w:cs="Arial" w:eastAsia="Arial"/>
+                <w:sz w:val="21"/>
+                <w:szCs w:val="21"/>
+              </w:rPr>
+            </w:pPr>
+            <w:r>
+              <w:rPr>
+                <w:rFonts w:ascii="Arial" w:hAnsi="Arial" w:cs="Arial" w:eastAsia="Arial"/>
                 <w:b/>
                 <w:sz w:val="21"/>
                 <w:szCs w:val="21"/>
@@ -934,14 +934,14 @@
           <w:p>
             <w:pPr>
               <w:rPr>
-                <w:rFonts w:ascii="Arial" w:hAnsi="Arial" w:cs="Arial"/>
-                <w:sz w:val="21"/>
-                <w:szCs w:val="21"/>
-              </w:rPr>
-            </w:pPr>
-            <w:r>
-              <w:rPr>
-                <w:rFonts w:ascii="Arial" w:eastAsia="Arial" w:hAnsi="Arial" w:cs="Arial"/>
+                <w:rFonts w:ascii="Arial" w:hAnsi="Arial" w:cs="Arial" w:eastAsia="Arial"/>
+                <w:sz w:val="21"/>
+                <w:szCs w:val="21"/>
+              </w:rPr>
+            </w:pPr>
+            <w:r>
+              <w:rPr>
+                <w:rFonts w:ascii="Arial" w:hAnsi="Arial" w:cs="Arial" w:eastAsia="Arial"/>
                 <w:sz w:val="21"/>
                 <w:szCs w:val="21"/>
               </w:rPr>
@@ -968,14 +968,14 @@
             <w:pPr>
               <w:ind w:left="3"/>
               <w:rPr>
-                <w:rFonts w:ascii="Arial" w:hAnsi="Arial" w:cs="Arial"/>
-                <w:sz w:val="21"/>
-                <w:szCs w:val="21"/>
-              </w:rPr>
-            </w:pPr>
-            <w:r>
-              <w:rPr>
-                <w:rFonts w:ascii="Arial" w:eastAsia="Arial" w:hAnsi="Arial" w:cs="Arial"/>
+                <w:rFonts w:ascii="Arial" w:hAnsi="Arial" w:cs="Arial" w:eastAsia="Arial"/>
+                <w:sz w:val="21"/>
+                <w:szCs w:val="21"/>
+              </w:rPr>
+            </w:pPr>
+            <w:r>
+              <w:rPr>
+                <w:rFonts w:ascii="Arial" w:hAnsi="Arial" w:cs="Arial" w:eastAsia="Arial"/>
                 <w:b/>
                 <w:sz w:val="21"/>
                 <w:szCs w:val="21"/>
@@ -997,14 +997,14 @@
           <w:p>
             <w:pPr>
               <w:rPr>
-                <w:rFonts w:ascii="Arial" w:hAnsi="Arial" w:cs="Arial"/>
-                <w:sz w:val="21"/>
-                <w:szCs w:val="21"/>
-              </w:rPr>
-            </w:pPr>
-            <w:r>
-              <w:rPr>
-                <w:rFonts w:ascii="Arial" w:eastAsia="Arial" w:hAnsi="Arial" w:cs="Arial"/>
+                <w:rFonts w:ascii="Arial" w:hAnsi="Arial" w:cs="Arial" w:eastAsia="Arial"/>
+                <w:sz w:val="21"/>
+                <w:szCs w:val="21"/>
+              </w:rPr>
+            </w:pPr>
+            <w:r>
+              <w:rPr>
+                <w:rFonts w:ascii="Arial" w:hAnsi="Arial" w:cs="Arial" w:eastAsia="Arial"/>
                 <w:sz w:val="21"/>
                 <w:szCs w:val="21"/>
               </w:rPr>
@@ -1031,14 +1031,14 @@
             <w:pPr>
               <w:ind w:left="3"/>
               <w:rPr>
-                <w:rFonts w:ascii="Arial" w:hAnsi="Arial" w:cs="Arial"/>
-                <w:sz w:val="21"/>
-                <w:szCs w:val="21"/>
-              </w:rPr>
-            </w:pPr>
-            <w:r>
-              <w:rPr>
-                <w:rFonts w:ascii="Arial" w:eastAsia="Arial" w:hAnsi="Arial" w:cs="Arial"/>
+                <w:rFonts w:ascii="Arial" w:hAnsi="Arial" w:cs="Arial" w:eastAsia="Arial"/>
+                <w:sz w:val="21"/>
+                <w:szCs w:val="21"/>
+              </w:rPr>
+            </w:pPr>
+            <w:r>
+              <w:rPr>
+                <w:rFonts w:ascii="Arial" w:hAnsi="Arial" w:cs="Arial" w:eastAsia="Arial"/>
                 <w:b/>
                 <w:sz w:val="21"/>
                 <w:szCs w:val="21"/>
@@ -1060,14 +1060,14 @@
           <w:p>
             <w:pPr>
               <w:rPr>
-                <w:rFonts w:ascii="Arial" w:hAnsi="Arial" w:cs="Arial"/>
-                <w:sz w:val="21"/>
-                <w:szCs w:val="21"/>
-              </w:rPr>
-            </w:pPr>
-            <w:r>
-              <w:rPr>
-                <w:rFonts w:ascii="Arial" w:eastAsia="Arial" w:hAnsi="Arial" w:cs="Arial"/>
+                <w:rFonts w:ascii="Arial" w:hAnsi="Arial" w:cs="Arial" w:eastAsia="Arial"/>
+                <w:sz w:val="21"/>
+                <w:szCs w:val="21"/>
+              </w:rPr>
+            </w:pPr>
+            <w:r>
+              <w:rPr>
+                <w:rFonts w:ascii="Arial" w:hAnsi="Arial" w:cs="Arial" w:eastAsia="Arial"/>
                 <w:sz w:val="21"/>
                 <w:szCs w:val="21"/>
               </w:rPr>
@@ -1094,14 +1094,14 @@
             <w:pPr>
               <w:ind w:left="3"/>
               <w:rPr>
-                <w:rFonts w:ascii="Arial" w:hAnsi="Arial" w:cs="Arial"/>
-                <w:sz w:val="21"/>
-                <w:szCs w:val="21"/>
-              </w:rPr>
-            </w:pPr>
-            <w:r>
-              <w:rPr>
-                <w:rFonts w:ascii="Arial" w:eastAsia="Arial" w:hAnsi="Arial" w:cs="Arial"/>
+                <w:rFonts w:ascii="Arial" w:hAnsi="Arial" w:cs="Arial" w:eastAsia="Arial"/>
+                <w:sz w:val="21"/>
+                <w:szCs w:val="21"/>
+              </w:rPr>
+            </w:pPr>
+            <w:r>
+              <w:rPr>
+                <w:rFonts w:ascii="Arial" w:hAnsi="Arial" w:cs="Arial" w:eastAsia="Arial"/>
                 <w:b/>
                 <w:sz w:val="21"/>
                 <w:szCs w:val="21"/>
@@ -1123,14 +1123,14 @@
           <w:p>
             <w:pPr>
               <w:rPr>
-                <w:rFonts w:ascii="Arial" w:hAnsi="Arial" w:cs="Arial"/>
-                <w:sz w:val="21"/>
-                <w:szCs w:val="21"/>
-              </w:rPr>
-            </w:pPr>
-            <w:r>
-              <w:rPr>
-                <w:rFonts w:ascii="Arial" w:eastAsia="Arial" w:hAnsi="Arial" w:cs="Arial"/>
+                <w:rFonts w:ascii="Arial" w:hAnsi="Arial" w:cs="Arial" w:eastAsia="Arial"/>
+                <w:sz w:val="21"/>
+                <w:szCs w:val="21"/>
+              </w:rPr>
+            </w:pPr>
+            <w:r>
+              <w:rPr>
+                <w:rFonts w:ascii="Arial" w:hAnsi="Arial" w:cs="Arial" w:eastAsia="Arial"/>
                 <w:sz w:val="21"/>
                 <w:szCs w:val="21"/>
               </w:rPr>
@@ -1157,14 +1157,14 @@
             <w:pPr>
               <w:ind w:left="3"/>
               <w:rPr>
-                <w:rFonts w:ascii="Arial" w:hAnsi="Arial" w:cs="Arial"/>
-                <w:sz w:val="21"/>
-                <w:szCs w:val="21"/>
-              </w:rPr>
-            </w:pPr>
-            <w:r>
-              <w:rPr>
-                <w:rFonts w:ascii="Arial" w:eastAsia="Arial" w:hAnsi="Arial" w:cs="Arial"/>
+                <w:rFonts w:ascii="Arial" w:hAnsi="Arial" w:cs="Arial" w:eastAsia="Arial"/>
+                <w:sz w:val="21"/>
+                <w:szCs w:val="21"/>
+              </w:rPr>
+            </w:pPr>
+            <w:r>
+              <w:rPr>
+                <w:rFonts w:ascii="Arial" w:hAnsi="Arial" w:cs="Arial" w:eastAsia="Arial"/>
                 <w:b/>
                 <w:sz w:val="21"/>
                 <w:szCs w:val="21"/>
@@ -1186,14 +1186,14 @@
           <w:p>
             <w:pPr>
               <w:rPr>
-                <w:rFonts w:ascii="Arial" w:hAnsi="Arial" w:cs="Arial"/>
-                <w:sz w:val="21"/>
-                <w:szCs w:val="21"/>
-              </w:rPr>
-            </w:pPr>
-            <w:r>
-              <w:rPr>
-                <w:rFonts w:ascii="Arial" w:eastAsia="Arial" w:hAnsi="Arial" w:cs="Arial"/>
+                <w:rFonts w:ascii="Arial" w:hAnsi="Arial" w:cs="Arial" w:eastAsia="Arial"/>
+                <w:sz w:val="21"/>
+                <w:szCs w:val="21"/>
+              </w:rPr>
+            </w:pPr>
+            <w:r>
+              <w:rPr>
+                <w:rFonts w:ascii="Arial" w:hAnsi="Arial" w:cs="Arial" w:eastAsia="Arial"/>
                 <w:sz w:val="21"/>
                 <w:szCs w:val="21"/>
               </w:rPr>
@@ -1220,14 +1220,14 @@
             <w:pPr>
               <w:ind w:left="3"/>
               <w:rPr>
-                <w:rFonts w:ascii="Arial" w:hAnsi="Arial" w:cs="Arial"/>
-                <w:sz w:val="21"/>
-                <w:szCs w:val="21"/>
-              </w:rPr>
-            </w:pPr>
-            <w:r>
-              <w:rPr>
-                <w:rFonts w:ascii="Arial" w:eastAsia="Arial" w:hAnsi="Arial" w:cs="Arial"/>
+                <w:rFonts w:ascii="Arial" w:hAnsi="Arial" w:cs="Arial" w:eastAsia="Arial"/>
+                <w:sz w:val="21"/>
+                <w:szCs w:val="21"/>
+              </w:rPr>
+            </w:pPr>
+            <w:r>
+              <w:rPr>
+                <w:rFonts w:ascii="Arial" w:hAnsi="Arial" w:cs="Arial" w:eastAsia="Arial"/>
                 <w:b/>
                 <w:sz w:val="21"/>
                 <w:szCs w:val="21"/>
@@ -1250,14 +1250,14 @@
           <w:p>
             <w:pPr>
               <w:rPr>
-                <w:rFonts w:ascii="Arial" w:hAnsi="Arial" w:cs="Arial"/>
-                <w:sz w:val="21"/>
-                <w:szCs w:val="21"/>
-              </w:rPr>
-            </w:pPr>
-            <w:r>
-              <w:rPr>
-                <w:rFonts w:ascii="Arial" w:eastAsia="Arial" w:hAnsi="Arial" w:cs="Arial"/>
+                <w:rFonts w:ascii="Arial" w:hAnsi="Arial" w:cs="Arial" w:eastAsia="Arial"/>
+                <w:sz w:val="21"/>
+                <w:szCs w:val="21"/>
+              </w:rPr>
+            </w:pPr>
+            <w:r>
+              <w:rPr>
+                <w:rFonts w:ascii="Arial" w:hAnsi="Arial" w:cs="Arial" w:eastAsia="Arial"/>
                 <w:sz w:val="21"/>
                 <w:szCs w:val="21"/>
               </w:rPr>
@@ -1282,10 +1282,10 @@
   <w:docDefaults>
     <w:rPrDefault>
       <w:rPr>
-        <w:rFonts w:asciiTheme="minorHAnsi" w:eastAsiaTheme="minorEastAsia" w:hAnsiTheme="minorHAnsi" w:cstheme="minorBidi"/>
+        <w:rFonts w:ascii="Arial" w:hAnsi="Arial" w:cs="Arial" w:eastAsia="Arial"/>
         <w:kern w:val="2"/>
-        <w:sz w:val="24"/>
-        <w:szCs w:val="24"/>
+        <w:sz w:val="21"/>
+        <w:szCs w:val="21"/>
         <w:lang w:val="en-IN" w:eastAsia="en-IN" w:bidi="ar-SA"/>
         <w14:ligatures w14:val="standardContextual"/>
       </w:rPr>
@@ -1681,9 +1681,9 @@
       <w:spacing w:line="259" w:lineRule="auto"/>
     </w:pPr>
     <w:rPr>
-      <w:rFonts w:ascii="Calibri" w:eastAsia="Calibri" w:hAnsi="Calibri" w:cs="Calibri"/>
+      <w:rFonts w:ascii="Arial" w:hAnsi="Arial" w:cs="Arial" w:eastAsia="Arial"/>
       <w:color w:val="000000"/>
-      <w:sz w:val="22"/>
+      <w:sz w:val="21"/>
     </w:rPr>
   </w:style>
   <w:style w:type="character" w:default="1" w:styleId="DefaultParagraphFont">
